--- a/docs/pack-commercial/commerciaux/FICHE-RENTABILITE_par-offre.docx
+++ b/docs/pack-commercial/commerciaux/FICHE-RENTABILITE_par-offre.docx
@@ -47,7 +47,7 @@
           <w:sz w:val="20"/>
           <w:szCs w:val="20"/>
         </w:rPr>
-        <w:t xml:space="preserve">Revenu net mensuel par formule, coût réel du commercial et marge — sur la première année (avec commission) puis en régime de croisière. Hypothèses : rétrocession secrétaire 65 % du CA secrétariat, coût technique 25 € / garage / mois, 60 % des garages engagés 12 mois, 85 % toujours clients à M6. Toutes ces hypothèses sont modifiables dans SIMULATEUR-COMMISSIONS.xlsx.</w:t>
+        <w:t xml:space="preserve">Revenu net mensuel par formule, coût réel du commercial et marge — sur la première année (avec commission) puis en régime de croisière. Hypothèses : rétrocession secrétaire 65 % du CA secrétariat, coût technique 25 € / garage / mois, 60 % des garages engagés 12 mois. Grille commerciale v1.2 : une prime unique par garage, plus de prime de fidélité. Toutes ces hypothèses sont modifiables dans SIMULATEUR-COMMISSIONS.xlsx.</w:t>
       </w:r>
     </w:p>
     <w:p>
@@ -1087,7 +1087,7 @@
                 <w:sz w:val="19"/>
                 <w:szCs w:val="19"/>
               </w:rPr>
-              <w:t xml:space="preserve">− 15,67 €</w:t>
+              <w:t xml:space="preserve">− 12,83 €</w:t>
             </w:r>
           </w:p>
         </w:tc>
@@ -1123,7 +1123,7 @@
                 <w:sz w:val="19"/>
                 <w:szCs w:val="19"/>
               </w:rPr>
-              <w:t xml:space="preserve">− 53,71 €</w:t>
+              <w:t xml:space="preserve">− 38,83 €</w:t>
             </w:r>
           </w:p>
         </w:tc>
@@ -1159,7 +1159,7 @@
                 <w:sz w:val="19"/>
                 <w:szCs w:val="19"/>
               </w:rPr>
-              <w:t xml:space="preserve">− 90,94 €</w:t>
+              <w:t xml:space="preserve">− 65,08 €</w:t>
             </w:r>
           </w:p>
         </w:tc>
@@ -1195,7 +1195,7 @@
                 <w:sz w:val="19"/>
                 <w:szCs w:val="19"/>
               </w:rPr>
-              <w:t xml:space="preserve">− 162,60 €</w:t>
+              <w:t xml:space="preserve">− 115,50 €</w:t>
             </w:r>
           </w:p>
         </w:tc>
@@ -1272,7 +1272,7 @@
                 <w:sz w:val="19"/>
                 <w:szCs w:val="19"/>
               </w:rPr>
-              <w:t xml:space="preserve">38,33 €</w:t>
+              <w:t xml:space="preserve">41,17 €</w:t>
             </w:r>
           </w:p>
         </w:tc>
@@ -1308,7 +1308,7 @@
                 <w:sz w:val="19"/>
                 <w:szCs w:val="19"/>
               </w:rPr>
-              <w:t xml:space="preserve">144,14 €</w:t>
+              <w:t xml:space="preserve">159,02 €</w:t>
             </w:r>
           </w:p>
         </w:tc>
@@ -1344,7 +1344,7 @@
                 <w:sz w:val="19"/>
                 <w:szCs w:val="19"/>
               </w:rPr>
-              <w:t xml:space="preserve">236,41 €</w:t>
+              <w:t xml:space="preserve">262,27 €</w:t>
             </w:r>
           </w:p>
         </w:tc>
@@ -1380,7 +1380,7 @@
                 <w:sz w:val="19"/>
                 <w:szCs w:val="19"/>
               </w:rPr>
-              <w:t xml:space="preserve">413,25 €</w:t>
+              <w:t xml:space="preserve">460,35 €</w:t>
             </w:r>
           </w:p>
         </w:tc>
@@ -1457,7 +1457,7 @@
                 <w:sz w:val="19"/>
                 <w:szCs w:val="19"/>
               </w:rPr>
-              <w:t xml:space="preserve">49 %</w:t>
+              <w:t xml:space="preserve">52 %</w:t>
             </w:r>
           </w:p>
         </w:tc>
@@ -1493,79 +1493,79 @@
                 <w:sz w:val="19"/>
                 <w:szCs w:val="19"/>
               </w:rPr>
+              <w:t xml:space="preserve">32 %</w:t>
+            </w:r>
+          </w:p>
+        </w:tc>
+        <w:tc>
+          <w:tcPr>
+            <w:tcW w:type="dxa" w:w="1550"/>
+            <w:tcBorders>
+              <w:top w:val="single" w:color="E4E6F0" w:sz="4"/>
+              <w:left w:val="single" w:color="E4E6F0" w:sz="4"/>
+              <w:bottom w:val="single" w:color="E4E6F0" w:sz="4"/>
+              <w:right w:val="single" w:color="E4E6F0" w:sz="4"/>
+            </w:tcBorders>
+            <w:shd w:fill="FFFFFF" w:val="clear"/>
+            <w:tcMar>
+              <w:top w:type="dxa" w:w="80"/>
+              <w:left w:type="dxa" w:w="120"/>
+              <w:bottom w:type="dxa" w:w="80"/>
+              <w:right w:type="dxa" w:w="120"/>
+            </w:tcMar>
+            <w:vAlign w:val="center"/>
+          </w:tcPr>
+          <w:p>
+            <w:pPr>
+              <w:spacing w:after="0" w:line="260"/>
+              <w:jc w:val="right"/>
+            </w:pPr>
+            <w:r>
+              <w:rPr>
+                <w:rFonts w:ascii="Arial" w:cs="Arial" w:eastAsia="Arial" w:hAnsi="Arial"/>
+                <w:b w:val="false"/>
+                <w:bCs w:val="false"/>
+                <w:color w:val="1E2233"/>
+                <w:sz w:val="19"/>
+                <w:szCs w:val="19"/>
+              </w:rPr>
+              <w:t xml:space="preserve">30 %</w:t>
+            </w:r>
+          </w:p>
+        </w:tc>
+        <w:tc>
+          <w:tcPr>
+            <w:tcW w:type="dxa" w:w="1550"/>
+            <w:tcBorders>
+              <w:top w:val="single" w:color="E4E6F0" w:sz="4"/>
+              <w:left w:val="single" w:color="E4E6F0" w:sz="4"/>
+              <w:bottom w:val="single" w:color="E4E6F0" w:sz="4"/>
+              <w:right w:val="single" w:color="E4E6F0" w:sz="4"/>
+            </w:tcBorders>
+            <w:shd w:fill="FFFFFF" w:val="clear"/>
+            <w:tcMar>
+              <w:top w:type="dxa" w:w="80"/>
+              <w:left w:type="dxa" w:w="120"/>
+              <w:bottom w:type="dxa" w:w="80"/>
+              <w:right w:type="dxa" w:w="120"/>
+            </w:tcMar>
+            <w:vAlign w:val="center"/>
+          </w:tcPr>
+          <w:p>
+            <w:pPr>
+              <w:spacing w:after="0" w:line="260"/>
+              <w:jc w:val="right"/>
+            </w:pPr>
+            <w:r>
+              <w:rPr>
+                <w:rFonts w:ascii="Arial" w:cs="Arial" w:eastAsia="Arial" w:hAnsi="Arial"/>
+                <w:b w:val="false"/>
+                <w:bCs w:val="false"/>
+                <w:color w:val="1E2233"/>
+                <w:sz w:val="19"/>
+                <w:szCs w:val="19"/>
+              </w:rPr>
               <w:t xml:space="preserve">29 %</w:t>
-            </w:r>
-          </w:p>
-        </w:tc>
-        <w:tc>
-          <w:tcPr>
-            <w:tcW w:type="dxa" w:w="1550"/>
-            <w:tcBorders>
-              <w:top w:val="single" w:color="E4E6F0" w:sz="4"/>
-              <w:left w:val="single" w:color="E4E6F0" w:sz="4"/>
-              <w:bottom w:val="single" w:color="E4E6F0" w:sz="4"/>
-              <w:right w:val="single" w:color="E4E6F0" w:sz="4"/>
-            </w:tcBorders>
-            <w:shd w:fill="FFFFFF" w:val="clear"/>
-            <w:tcMar>
-              <w:top w:type="dxa" w:w="80"/>
-              <w:left w:type="dxa" w:w="120"/>
-              <w:bottom w:type="dxa" w:w="80"/>
-              <w:right w:type="dxa" w:w="120"/>
-            </w:tcMar>
-            <w:vAlign w:val="center"/>
-          </w:tcPr>
-          <w:p>
-            <w:pPr>
-              <w:spacing w:after="0" w:line="260"/>
-              <w:jc w:val="right"/>
-            </w:pPr>
-            <w:r>
-              <w:rPr>
-                <w:rFonts w:ascii="Arial" w:cs="Arial" w:eastAsia="Arial" w:hAnsi="Arial"/>
-                <w:b w:val="false"/>
-                <w:bCs w:val="false"/>
-                <w:color w:val="1E2233"/>
-                <w:sz w:val="19"/>
-                <w:szCs w:val="19"/>
-              </w:rPr>
-              <w:t xml:space="preserve">27 %</w:t>
-            </w:r>
-          </w:p>
-        </w:tc>
-        <w:tc>
-          <w:tcPr>
-            <w:tcW w:type="dxa" w:w="1550"/>
-            <w:tcBorders>
-              <w:top w:val="single" w:color="E4E6F0" w:sz="4"/>
-              <w:left w:val="single" w:color="E4E6F0" w:sz="4"/>
-              <w:bottom w:val="single" w:color="E4E6F0" w:sz="4"/>
-              <w:right w:val="single" w:color="E4E6F0" w:sz="4"/>
-            </w:tcBorders>
-            <w:shd w:fill="FFFFFF" w:val="clear"/>
-            <w:tcMar>
-              <w:top w:type="dxa" w:w="80"/>
-              <w:left w:type="dxa" w:w="120"/>
-              <w:bottom w:type="dxa" w:w="80"/>
-              <w:right w:type="dxa" w:w="120"/>
-            </w:tcMar>
-            <w:vAlign w:val="center"/>
-          </w:tcPr>
-          <w:p>
-            <w:pPr>
-              <w:spacing w:after="0" w:line="260"/>
-              <w:jc w:val="right"/>
-            </w:pPr>
-            <w:r>
-              <w:rPr>
-                <w:rFonts w:ascii="Arial" w:cs="Arial" w:eastAsia="Arial" w:hAnsi="Arial"/>
-                <w:b w:val="false"/>
-                <w:bCs w:val="false"/>
-                <w:color w:val="1E2233"/>
-                <w:sz w:val="19"/>
-                <w:szCs w:val="19"/>
-              </w:rPr>
-              <w:t xml:space="preserve">26 %</w:t>
             </w:r>
           </w:p>
         </w:tc>
@@ -1642,7 +1642,7 @@
                 <w:sz w:val="19"/>
                 <w:szCs w:val="19"/>
               </w:rPr>
-              <w:t xml:space="preserve">29 %</w:t>
+              <w:t xml:space="preserve">24 %</w:t>
             </w:r>
           </w:p>
         </w:tc>
@@ -1678,7 +1678,7 @@
                 <w:sz w:val="19"/>
                 <w:szCs w:val="19"/>
               </w:rPr>
-              <w:t xml:space="preserve">27 %</w:t>
+              <w:t xml:space="preserve">20 %</w:t>
             </w:r>
           </w:p>
         </w:tc>
@@ -1714,7 +1714,7 @@
                 <w:sz w:val="19"/>
                 <w:szCs w:val="19"/>
               </w:rPr>
-              <w:t xml:space="preserve">28 %</w:t>
+              <w:t xml:space="preserve">20 %</w:t>
             </w:r>
           </w:p>
         </w:tc>
@@ -1750,7 +1750,7 @@
                 <w:sz w:val="19"/>
                 <w:szCs w:val="19"/>
               </w:rPr>
-              <w:t xml:space="preserve">28 %</w:t>
+              <w:t xml:space="preserve">20 %</w:t>
             </w:r>
           </w:p>
         </w:tc>
@@ -1769,7 +1769,7 @@
           <w:sz w:val="17"/>
           <w:szCs w:val="17"/>
         </w:rPr>
-        <w:t xml:space="preserve">Commission « lissée » = total des primes espérées sur l'année (signature + 60 % du bonus engagement + 85 % de la fidélité) ÷ 12. En trésorerie, elle sort en réalité en deux fois : vers M2 et vers M6.</w:t>
+        <w:t xml:space="preserve">Commission « lissée » = (prime + 60 % du bonus engagement) ÷ 12. En trésorerie, elle sort en une seule fois, vers le 2e mois.</w:t>
       </w:r>
     </w:p>
     <w:p>
@@ -2069,7 +2069,7 @@
                 <w:sz w:val="19"/>
                 <w:szCs w:val="19"/>
               </w:rPr>
-              <w:t xml:space="preserve">188 €</w:t>
+              <w:t xml:space="preserve">154 €</w:t>
             </w:r>
           </w:p>
         </w:tc>
@@ -2105,7 +2105,7 @@
                 <w:sz w:val="19"/>
                 <w:szCs w:val="19"/>
               </w:rPr>
-              <w:t xml:space="preserve">645 €</w:t>
+              <w:t xml:space="preserve">466 €</w:t>
             </w:r>
           </w:p>
         </w:tc>
@@ -2141,7 +2141,7 @@
                 <w:sz w:val="19"/>
                 <w:szCs w:val="19"/>
               </w:rPr>
-              <w:t xml:space="preserve">1 091 €</w:t>
+              <w:t xml:space="preserve">781 €</w:t>
             </w:r>
           </w:p>
         </w:tc>
@@ -2177,7 +2177,7 @@
                 <w:sz w:val="19"/>
                 <w:szCs w:val="19"/>
               </w:rPr>
-              <w:t xml:space="preserve">1 951 €</w:t>
+              <w:t xml:space="preserve">1 386 €</w:t>
             </w:r>
           </w:p>
         </w:tc>
@@ -2439,7 +2439,7 @@
                 <w:sz w:val="19"/>
                 <w:szCs w:val="19"/>
               </w:rPr>
-              <w:t xml:space="preserve">460 €</w:t>
+              <w:t xml:space="preserve">494 €</w:t>
             </w:r>
           </w:p>
         </w:tc>
@@ -2475,7 +2475,7 @@
                 <w:sz w:val="19"/>
                 <w:szCs w:val="19"/>
               </w:rPr>
-              <w:t xml:space="preserve">1 730 €</w:t>
+              <w:t xml:space="preserve">1 908 €</w:t>
             </w:r>
           </w:p>
         </w:tc>
@@ -2511,7 +2511,7 @@
                 <w:sz w:val="19"/>
                 <w:szCs w:val="19"/>
               </w:rPr>
-              <w:t xml:space="preserve">2 837 €</w:t>
+              <w:t xml:space="preserve">3 147 €</w:t>
             </w:r>
           </w:p>
         </w:tc>
@@ -2547,7 +2547,7 @@
                 <w:sz w:val="19"/>
                 <w:szCs w:val="19"/>
               </w:rPr>
-              <w:t xml:space="preserve">4 959 €</w:t>
+              <w:t xml:space="preserve">5 524 €</w:t>
             </w:r>
           </w:p>
         </w:tc>
@@ -2809,7 +2809,7 @@
                 <w:sz w:val="19"/>
                 <w:szCs w:val="19"/>
               </w:rPr>
-              <w:t xml:space="preserve">1 108 €</w:t>
+              <w:t xml:space="preserve">1 142 €</w:t>
             </w:r>
           </w:p>
         </w:tc>
@@ -2845,7 +2845,7 @@
                 <w:sz w:val="19"/>
                 <w:szCs w:val="19"/>
               </w:rPr>
-              <w:t xml:space="preserve">4 104 €</w:t>
+              <w:t xml:space="preserve">4 282 €</w:t>
             </w:r>
           </w:p>
         </w:tc>
@@ -2881,7 +2881,7 @@
                 <w:sz w:val="19"/>
                 <w:szCs w:val="19"/>
               </w:rPr>
-              <w:t xml:space="preserve">6 765 €</w:t>
+              <w:t xml:space="preserve">7 075 €</w:t>
             </w:r>
           </w:p>
         </w:tc>
@@ -2917,7 +2917,7 @@
                 <w:sz w:val="19"/>
                 <w:szCs w:val="19"/>
               </w:rPr>
-              <w:t xml:space="preserve">11 869 €</w:t>
+              <w:t xml:space="preserve">12 434 €</w:t>
             </w:r>
           </w:p>
         </w:tc>
@@ -2994,7 +2994,7 @@
                 <w:sz w:val="19"/>
                 <w:szCs w:val="19"/>
               </w:rPr>
-              <w:t xml:space="preserve">3.5 mois</w:t>
+              <w:t xml:space="preserve">2.9 mois</w:t>
             </w:r>
           </w:p>
         </w:tc>
@@ -3030,7 +3030,7 @@
                 <w:sz w:val="19"/>
                 <w:szCs w:val="19"/>
               </w:rPr>
-              <w:t xml:space="preserve">3.3 mois</w:t>
+              <w:t xml:space="preserve">2.4 mois</w:t>
             </w:r>
           </w:p>
         </w:tc>
@@ -3066,7 +3066,7 @@
                 <w:sz w:val="19"/>
                 <w:szCs w:val="19"/>
               </w:rPr>
-              <w:t xml:space="preserve">3.3 mois</w:t>
+              <w:t xml:space="preserve">2.4 mois</w:t>
             </w:r>
           </w:p>
         </w:tc>
@@ -3102,7 +3102,7 @@
                 <w:sz w:val="19"/>
                 <w:szCs w:val="19"/>
               </w:rPr>
-              <w:t xml:space="preserve">3.4 mois</w:t>
+              <w:t xml:space="preserve">2.4 mois</w:t>
             </w:r>
           </w:p>
         </w:tc>
@@ -3163,7 +3163,7 @@
                 <w:sz w:val="20"/>
                 <w:szCs w:val="20"/>
               </w:rPr>
-              <w:t xml:space="preserve">Un garage CONFORT vous laisse 327 € de marge par mois. Avec la grille v1.1 (−15 %), le commercial en prend l'équivalent de 3,3 mois la première année (1 091 € en espérance), puis plus rien : sur 24 mois, ce garage vous rapporte 6 765 € de marge, dont 16 % sont partis en commission.</w:t>
+              <w:t xml:space="preserve">Un garage CONFORT vous laisse 327 € de marge par mois. Avec la grille v1.2, le commercial en prend l'équivalent de 2,4 mois la première année (781 € en espérance), puis plus rien : sur 24 mois, ce garage vous rapporte 7 075 € de marge, dont 11 % sont partis en commission.</w:t>
             </w:r>
           </w:p>
         </w:tc>
@@ -3618,7 +3618,7 @@
                 <w:sz w:val="19"/>
                 <w:szCs w:val="19"/>
               </w:rPr>
-              <w:t xml:space="preserve">− 941 €</w:t>
+              <w:t xml:space="preserve">− 673 €</w:t>
             </w:r>
           </w:p>
         </w:tc>
@@ -3844,7 +3844,7 @@
                 <w:sz w:val="19"/>
                 <w:szCs w:val="19"/>
               </w:rPr>
-              <w:t xml:space="preserve">2 171 €</w:t>
+              <w:t xml:space="preserve">2 439 €</w:t>
             </w:r>
           </w:p>
         </w:tc>
@@ -3934,7 +3934,7 @@
                 <w:sz w:val="30"/>
                 <w:szCs w:val="30"/>
               </w:rPr>
-              <w:t xml:space="preserve">2 171 € / mois</w:t>
+              <w:t xml:space="preserve">2 439 € / mois</w:t>
             </w:r>
           </w:p>
           <w:p>
@@ -4030,7 +4030,7 @@
                 <w:sz w:val="30"/>
                 <w:szCs w:val="30"/>
               </w:rPr>
-              <w:t xml:space="preserve">11 292 €</w:t>
+              <w:t xml:space="preserve">8 075 €</w:t>
             </w:r>
           </w:p>
           <w:p>
@@ -4068,7 +4068,7 @@
           <w:sz w:val="26"/>
           <w:szCs w:val="26"/>
         </w:rPr>
-        <w:t xml:space="preserve">4. Grille v1.1 (−15 %) contre grille initiale v1.0</w:t>
+        <w:t xml:space="preserve">4. Grille v1.2 contre les grilles précédentes</w:t>
       </w:r>
     </w:p>
     <w:tbl>
@@ -4084,13 +4084,12 @@
         </w:tblBorders>
       </w:tblPr>
       <w:tblGrid>
-        <w:gridCol w:w="1500"/>
-        <w:gridCol w:w="1310"/>
-        <w:gridCol w:w="1310"/>
-        <w:gridCol w:w="1310"/>
-        <w:gridCol w:w="1310"/>
-        <w:gridCol w:w="1310"/>
-        <w:gridCol w:w="1310"/>
+        <w:gridCol w:w="1700"/>
+        <w:gridCol w:w="1530"/>
+        <w:gridCol w:w="1530"/>
+        <w:gridCol w:w="1530"/>
+        <w:gridCol w:w="1530"/>
+        <w:gridCol w:w="1540"/>
       </w:tblGrid>
       <w:tr>
         <w:trPr>
@@ -4098,7 +4097,7 @@
         </w:trPr>
         <w:tc>
           <w:tcPr>
-            <w:tcW w:type="dxa" w:w="1500"/>
+            <w:tcW w:type="dxa" w:w="1700"/>
             <w:tcBorders>
               <w:top w:val="single" w:color="E4E6F0" w:sz="4"/>
               <w:left w:val="single" w:color="E4E6F0" w:sz="4"/>
@@ -4134,7 +4133,7 @@
         </w:tc>
         <w:tc>
           <w:tcPr>
-            <w:tcW w:type="dxa" w:w="1310"/>
+            <w:tcW w:type="dxa" w:w="1530"/>
             <w:tcBorders>
               <w:top w:val="single" w:color="E4E6F0" w:sz="4"/>
               <w:left w:val="single" w:color="E4E6F0" w:sz="4"/>
@@ -4164,13 +4163,13 @@
                 <w:sz w:val="18"/>
                 <w:szCs w:val="18"/>
               </w:rPr>
-              <w:t xml:space="preserve">Total possible v1.0</w:t>
-            </w:r>
-          </w:p>
-        </w:tc>
-        <w:tc>
-          <w:tcPr>
-            <w:tcW w:type="dxa" w:w="1310"/>
+              <w:t xml:space="preserve">Coût espéré v1.0</w:t>
+            </w:r>
+          </w:p>
+        </w:tc>
+        <w:tc>
+          <w:tcPr>
+            <w:tcW w:type="dxa" w:w="1530"/>
             <w:tcBorders>
               <w:top w:val="single" w:color="E4E6F0" w:sz="4"/>
               <w:left w:val="single" w:color="E4E6F0" w:sz="4"/>
@@ -4200,13 +4199,13 @@
                 <w:sz w:val="18"/>
                 <w:szCs w:val="18"/>
               </w:rPr>
-              <w:t xml:space="preserve">Total possible v1.1</w:t>
-            </w:r>
-          </w:p>
-        </w:tc>
-        <w:tc>
-          <w:tcPr>
-            <w:tcW w:type="dxa" w:w="1310"/>
+              <w:t xml:space="preserve">Coût espéré v1.1</w:t>
+            </w:r>
+          </w:p>
+        </w:tc>
+        <w:tc>
+          <w:tcPr>
+            <w:tcW w:type="dxa" w:w="1530"/>
             <w:tcBorders>
               <w:top w:val="single" w:color="E4E6F0" w:sz="4"/>
               <w:left w:val="single" w:color="E4E6F0" w:sz="4"/>
@@ -4236,13 +4235,13 @@
                 <w:sz w:val="18"/>
                 <w:szCs w:val="18"/>
               </w:rPr>
-              <w:t xml:space="preserve">Coût espéré v1.0</w:t>
-            </w:r>
-          </w:p>
-        </w:tc>
-        <w:tc>
-          <w:tcPr>
-            <w:tcW w:type="dxa" w:w="1310"/>
+              <w:t xml:space="preserve">Coût espéré v1.2</w:t>
+            </w:r>
+          </w:p>
+        </w:tc>
+        <w:tc>
+          <w:tcPr>
+            <w:tcW w:type="dxa" w:w="1530"/>
             <w:tcBorders>
               <w:top w:val="single" w:color="E4E6F0" w:sz="4"/>
               <w:left w:val="single" w:color="E4E6F0" w:sz="4"/>
@@ -4272,13 +4271,13 @@
                 <w:sz w:val="18"/>
                 <w:szCs w:val="18"/>
               </w:rPr>
-              <w:t xml:space="preserve">Coût espéré v1.1</w:t>
-            </w:r>
-          </w:p>
-        </w:tc>
-        <w:tc>
-          <w:tcPr>
-            <w:tcW w:type="dxa" w:w="1310"/>
+              <w:t xml:space="preserve">Marge nette / mois v1.1</w:t>
+            </w:r>
+          </w:p>
+        </w:tc>
+        <w:tc>
+          <w:tcPr>
+            <w:tcW w:type="dxa" w:w="1540"/>
             <w:tcBorders>
               <w:top w:val="single" w:color="E4E6F0" w:sz="4"/>
               <w:left w:val="single" w:color="E4E6F0" w:sz="4"/>
@@ -4308,43 +4307,7 @@
                 <w:sz w:val="18"/>
                 <w:szCs w:val="18"/>
               </w:rPr>
-              <w:t xml:space="preserve">Marge nette / mois v1.0</w:t>
-            </w:r>
-          </w:p>
-        </w:tc>
-        <w:tc>
-          <w:tcPr>
-            <w:tcW w:type="dxa" w:w="1310"/>
-            <w:tcBorders>
-              <w:top w:val="single" w:color="E4E6F0" w:sz="4"/>
-              <w:left w:val="single" w:color="E4E6F0" w:sz="4"/>
-              <w:bottom w:val="single" w:color="E4E6F0" w:sz="4"/>
-              <w:right w:val="single" w:color="E4E6F0" w:sz="4"/>
-            </w:tcBorders>
-            <w:shd w:fill="7C3AED" w:val="clear"/>
-            <w:tcMar>
-              <w:top w:type="dxa" w:w="80"/>
-              <w:left w:type="dxa" w:w="120"/>
-              <w:bottom w:type="dxa" w:w="80"/>
-              <w:right w:type="dxa" w:w="120"/>
-            </w:tcMar>
-            <w:vAlign w:val="center"/>
-          </w:tcPr>
-          <w:p>
-            <w:pPr>
-              <w:spacing w:after="0" w:line="260"/>
-              <w:jc w:val="right"/>
-            </w:pPr>
-            <w:r>
-              <w:rPr>
-                <w:rFonts w:ascii="Arial" w:cs="Arial" w:eastAsia="Arial" w:hAnsi="Arial"/>
-                <w:b/>
-                <w:bCs/>
-                <w:color w:val="FFFFFF"/>
-                <w:sz w:val="18"/>
-                <w:szCs w:val="18"/>
-              </w:rPr>
-              <w:t xml:space="preserve">Marge nette / mois v1.1</w:t>
+              <w:t xml:space="preserve">Marge nette / mois v1.2</w:t>
             </w:r>
           </w:p>
         </w:tc>
@@ -4355,7 +4318,7 @@
         </w:trPr>
         <w:tc>
           <w:tcPr>
-            <w:tcW w:type="dxa" w:w="1500"/>
+            <w:tcW w:type="dxa" w:w="1700"/>
             <w:tcBorders>
               <w:top w:val="single" w:color="E4E6F0" w:sz="4"/>
               <w:left w:val="single" w:color="E4E6F0" w:sz="4"/>
@@ -4391,7 +4354,7 @@
         </w:tc>
         <w:tc>
           <w:tcPr>
-            <w:tcW w:type="dxa" w:w="1310"/>
+            <w:tcW w:type="dxa" w:w="1530"/>
             <w:tcBorders>
               <w:top w:val="single" w:color="E4E6F0" w:sz="4"/>
               <w:left w:val="single" w:color="E4E6F0" w:sz="4"/>
@@ -4421,13 +4384,13 @@
                 <w:sz w:val="19"/>
                 <w:szCs w:val="19"/>
               </w:rPr>
-              <w:t xml:space="preserve">250 €</w:t>
-            </w:r>
-          </w:p>
-        </w:tc>
-        <w:tc>
-          <w:tcPr>
-            <w:tcW w:type="dxa" w:w="1310"/>
+              <w:t xml:space="preserve">223 €</w:t>
+            </w:r>
+          </w:p>
+        </w:tc>
+        <w:tc>
+          <w:tcPr>
+            <w:tcW w:type="dxa" w:w="1530"/>
             <w:tcBorders>
               <w:top w:val="single" w:color="E4E6F0" w:sz="4"/>
               <w:left w:val="single" w:color="E4E6F0" w:sz="4"/>
@@ -4457,13 +4420,13 @@
                 <w:sz w:val="19"/>
                 <w:szCs w:val="19"/>
               </w:rPr>
-              <w:t xml:space="preserve">210 €</w:t>
-            </w:r>
-          </w:p>
-        </w:tc>
-        <w:tc>
-          <w:tcPr>
-            <w:tcW w:type="dxa" w:w="1310"/>
+              <w:t xml:space="preserve">188 €</w:t>
+            </w:r>
+          </w:p>
+        </w:tc>
+        <w:tc>
+          <w:tcPr>
+            <w:tcW w:type="dxa" w:w="1530"/>
             <w:tcBorders>
               <w:top w:val="single" w:color="E4E6F0" w:sz="4"/>
               <w:left w:val="single" w:color="E4E6F0" w:sz="4"/>
@@ -4493,13 +4456,13 @@
                 <w:sz w:val="19"/>
                 <w:szCs w:val="19"/>
               </w:rPr>
-              <w:t xml:space="preserve">223 €</w:t>
-            </w:r>
-          </w:p>
-        </w:tc>
-        <w:tc>
-          <w:tcPr>
-            <w:tcW w:type="dxa" w:w="1310"/>
+              <w:t xml:space="preserve">154 €</w:t>
+            </w:r>
+          </w:p>
+        </w:tc>
+        <w:tc>
+          <w:tcPr>
+            <w:tcW w:type="dxa" w:w="1530"/>
             <w:tcBorders>
               <w:top w:val="single" w:color="E4E6F0" w:sz="4"/>
               <w:left w:val="single" w:color="E4E6F0" w:sz="4"/>
@@ -4529,49 +4492,13 @@
                 <w:sz w:val="19"/>
                 <w:szCs w:val="19"/>
               </w:rPr>
-              <w:t xml:space="preserve">188 €</w:t>
-            </w:r>
-          </w:p>
-        </w:tc>
-        <w:tc>
-          <w:tcPr>
-            <w:tcW w:type="dxa" w:w="1310"/>
-            <w:tcBorders>
-              <w:top w:val="single" w:color="E4E6F0" w:sz="4"/>
-              <w:left w:val="single" w:color="E4E6F0" w:sz="4"/>
-              <w:bottom w:val="single" w:color="E4E6F0" w:sz="4"/>
-              <w:right w:val="single" w:color="E4E6F0" w:sz="4"/>
-            </w:tcBorders>
-            <w:shd w:fill="FFFFFF" w:val="clear"/>
-            <w:tcMar>
-              <w:top w:type="dxa" w:w="80"/>
-              <w:left w:type="dxa" w:w="120"/>
-              <w:bottom w:type="dxa" w:w="80"/>
-              <w:right w:type="dxa" w:w="120"/>
-            </w:tcMar>
-            <w:vAlign w:val="center"/>
-          </w:tcPr>
-          <w:p>
-            <w:pPr>
-              <w:spacing w:after="0" w:line="260"/>
-              <w:jc w:val="right"/>
-            </w:pPr>
-            <w:r>
-              <w:rPr>
-                <w:rFonts w:ascii="Arial" w:cs="Arial" w:eastAsia="Arial" w:hAnsi="Arial"/>
-                <w:b w:val="false"/>
-                <w:bCs w:val="false"/>
-                <w:color w:val="1E2233"/>
-                <w:sz w:val="19"/>
-                <w:szCs w:val="19"/>
-              </w:rPr>
-              <w:t xml:space="preserve">35 €</w:t>
-            </w:r>
-          </w:p>
-        </w:tc>
-        <w:tc>
-          <w:tcPr>
-            <w:tcW w:type="dxa" w:w="1310"/>
+              <w:t xml:space="preserve">38 €</w:t>
+            </w:r>
+          </w:p>
+        </w:tc>
+        <w:tc>
+          <w:tcPr>
+            <w:tcW w:type="dxa" w:w="1540"/>
             <w:tcBorders>
               <w:top w:val="single" w:color="E4E6F0" w:sz="4"/>
               <w:left w:val="single" w:color="E4E6F0" w:sz="4"/>
@@ -4601,7 +4528,7 @@
                 <w:sz w:val="19"/>
                 <w:szCs w:val="19"/>
               </w:rPr>
-              <w:t xml:space="preserve">38 €</w:t>
+              <w:t xml:space="preserve">41 €</w:t>
             </w:r>
           </w:p>
         </w:tc>
@@ -4612,7 +4539,7 @@
         </w:trPr>
         <w:tc>
           <w:tcPr>
-            <w:tcW w:type="dxa" w:w="1500"/>
+            <w:tcW w:type="dxa" w:w="1700"/>
             <w:tcBorders>
               <w:top w:val="single" w:color="E4E6F0" w:sz="4"/>
               <w:left w:val="single" w:color="E4E6F0" w:sz="4"/>
@@ -4648,7 +4575,7 @@
         </w:tc>
         <w:tc>
           <w:tcPr>
-            <w:tcW w:type="dxa" w:w="1310"/>
+            <w:tcW w:type="dxa" w:w="1530"/>
             <w:tcBorders>
               <w:top w:val="single" w:color="E4E6F0" w:sz="4"/>
               <w:left w:val="single" w:color="E4E6F0" w:sz="4"/>
@@ -4678,13 +4605,13 @@
                 <w:sz w:val="19"/>
                 <w:szCs w:val="19"/>
               </w:rPr>
-              <w:t xml:space="preserve">835 €</w:t>
-            </w:r>
-          </w:p>
-        </w:tc>
-        <w:tc>
-          <w:tcPr>
-            <w:tcW w:type="dxa" w:w="1310"/>
+              <w:t xml:space="preserve">758 €</w:t>
+            </w:r>
+          </w:p>
+        </w:tc>
+        <w:tc>
+          <w:tcPr>
+            <w:tcW w:type="dxa" w:w="1530"/>
             <w:tcBorders>
               <w:top w:val="single" w:color="E4E6F0" w:sz="4"/>
               <w:left w:val="single" w:color="E4E6F0" w:sz="4"/>
@@ -4714,13 +4641,13 @@
                 <w:sz w:val="19"/>
                 <w:szCs w:val="19"/>
               </w:rPr>
-              <w:t xml:space="preserve">710 €</w:t>
-            </w:r>
-          </w:p>
-        </w:tc>
-        <w:tc>
-          <w:tcPr>
-            <w:tcW w:type="dxa" w:w="1310"/>
+              <w:t xml:space="preserve">645 €</w:t>
+            </w:r>
+          </w:p>
+        </w:tc>
+        <w:tc>
+          <w:tcPr>
+            <w:tcW w:type="dxa" w:w="1530"/>
             <w:tcBorders>
               <w:top w:val="single" w:color="E4E6F0" w:sz="4"/>
               <w:left w:val="single" w:color="E4E6F0" w:sz="4"/>
@@ -4750,13 +4677,13 @@
                 <w:sz w:val="19"/>
                 <w:szCs w:val="19"/>
               </w:rPr>
-              <w:t xml:space="preserve">758 €</w:t>
-            </w:r>
-          </w:p>
-        </w:tc>
-        <w:tc>
-          <w:tcPr>
-            <w:tcW w:type="dxa" w:w="1310"/>
+              <w:t xml:space="preserve">466 €</w:t>
+            </w:r>
+          </w:p>
+        </w:tc>
+        <w:tc>
+          <w:tcPr>
+            <w:tcW w:type="dxa" w:w="1530"/>
             <w:tcBorders>
               <w:top w:val="single" w:color="E4E6F0" w:sz="4"/>
               <w:left w:val="single" w:color="E4E6F0" w:sz="4"/>
@@ -4786,49 +4713,13 @@
                 <w:sz w:val="19"/>
                 <w:szCs w:val="19"/>
               </w:rPr>
-              <w:t xml:space="preserve">645 €</w:t>
-            </w:r>
-          </w:p>
-        </w:tc>
-        <w:tc>
-          <w:tcPr>
-            <w:tcW w:type="dxa" w:w="1310"/>
-            <w:tcBorders>
-              <w:top w:val="single" w:color="E4E6F0" w:sz="4"/>
-              <w:left w:val="single" w:color="E4E6F0" w:sz="4"/>
-              <w:bottom w:val="single" w:color="E4E6F0" w:sz="4"/>
-              <w:right w:val="single" w:color="E4E6F0" w:sz="4"/>
-            </w:tcBorders>
-            <w:shd w:fill="F6F7FB" w:val="clear"/>
-            <w:tcMar>
-              <w:top w:type="dxa" w:w="80"/>
-              <w:left w:type="dxa" w:w="120"/>
-              <w:bottom w:type="dxa" w:w="80"/>
-              <w:right w:type="dxa" w:w="120"/>
-            </w:tcMar>
-            <w:vAlign w:val="center"/>
-          </w:tcPr>
-          <w:p>
-            <w:pPr>
-              <w:spacing w:after="0" w:line="260"/>
-              <w:jc w:val="right"/>
-            </w:pPr>
-            <w:r>
-              <w:rPr>
-                <w:rFonts w:ascii="Arial" w:cs="Arial" w:eastAsia="Arial" w:hAnsi="Arial"/>
-                <w:b w:val="false"/>
-                <w:bCs w:val="false"/>
-                <w:color w:val="1E2233"/>
-                <w:sz w:val="19"/>
-                <w:szCs w:val="19"/>
-              </w:rPr>
-              <w:t xml:space="preserve">135 €</w:t>
-            </w:r>
-          </w:p>
-        </w:tc>
-        <w:tc>
-          <w:tcPr>
-            <w:tcW w:type="dxa" w:w="1310"/>
+              <w:t xml:space="preserve">144 €</w:t>
+            </w:r>
+          </w:p>
+        </w:tc>
+        <w:tc>
+          <w:tcPr>
+            <w:tcW w:type="dxa" w:w="1540"/>
             <w:tcBorders>
               <w:top w:val="single" w:color="E4E6F0" w:sz="4"/>
               <w:left w:val="single" w:color="E4E6F0" w:sz="4"/>
@@ -4858,7 +4749,7 @@
                 <w:sz w:val="19"/>
                 <w:szCs w:val="19"/>
               </w:rPr>
-              <w:t xml:space="preserve">144 €</w:t>
+              <w:t xml:space="preserve">159 €</w:t>
             </w:r>
           </w:p>
         </w:tc>
@@ -4869,7 +4760,7 @@
         </w:trPr>
         <w:tc>
           <w:tcPr>
-            <w:tcW w:type="dxa" w:w="1500"/>
+            <w:tcW w:type="dxa" w:w="1700"/>
             <w:tcBorders>
               <w:top w:val="single" w:color="E4E6F0" w:sz="4"/>
               <w:left w:val="single" w:color="E4E6F0" w:sz="4"/>
@@ -4905,7 +4796,7 @@
         </w:tc>
         <w:tc>
           <w:tcPr>
-            <w:tcW w:type="dxa" w:w="1310"/>
+            <w:tcW w:type="dxa" w:w="1530"/>
             <w:tcBorders>
               <w:top w:val="single" w:color="E4E6F0" w:sz="4"/>
               <w:left w:val="single" w:color="E4E6F0" w:sz="4"/>
@@ -4935,13 +4826,13 @@
                 <w:sz w:val="19"/>
                 <w:szCs w:val="19"/>
               </w:rPr>
-              <w:t xml:space="preserve">1 390 €</w:t>
-            </w:r>
-          </w:p>
-        </w:tc>
-        <w:tc>
-          <w:tcPr>
-            <w:tcW w:type="dxa" w:w="1310"/>
+              <w:t xml:space="preserve">1 286 €</w:t>
+            </w:r>
+          </w:p>
+        </w:tc>
+        <w:tc>
+          <w:tcPr>
+            <w:tcW w:type="dxa" w:w="1530"/>
             <w:tcBorders>
               <w:top w:val="single" w:color="E4E6F0" w:sz="4"/>
               <w:left w:val="single" w:color="E4E6F0" w:sz="4"/>
@@ -4971,13 +4862,13 @@
                 <w:sz w:val="19"/>
                 <w:szCs w:val="19"/>
               </w:rPr>
-              <w:t xml:space="preserve">1 180 €</w:t>
-            </w:r>
-          </w:p>
-        </w:tc>
-        <w:tc>
-          <w:tcPr>
-            <w:tcW w:type="dxa" w:w="1310"/>
+              <w:t xml:space="preserve">1 091 €</w:t>
+            </w:r>
+          </w:p>
+        </w:tc>
+        <w:tc>
+          <w:tcPr>
+            <w:tcW w:type="dxa" w:w="1530"/>
             <w:tcBorders>
               <w:top w:val="single" w:color="E4E6F0" w:sz="4"/>
               <w:left w:val="single" w:color="E4E6F0" w:sz="4"/>
@@ -5007,13 +4898,13 @@
                 <w:sz w:val="19"/>
                 <w:szCs w:val="19"/>
               </w:rPr>
-              <w:t xml:space="preserve">1 286 €</w:t>
-            </w:r>
-          </w:p>
-        </w:tc>
-        <w:tc>
-          <w:tcPr>
-            <w:tcW w:type="dxa" w:w="1310"/>
+              <w:t xml:space="preserve">781 €</w:t>
+            </w:r>
+          </w:p>
+        </w:tc>
+        <w:tc>
+          <w:tcPr>
+            <w:tcW w:type="dxa" w:w="1530"/>
             <w:tcBorders>
               <w:top w:val="single" w:color="E4E6F0" w:sz="4"/>
               <w:left w:val="single" w:color="E4E6F0" w:sz="4"/>
@@ -5043,49 +4934,13 @@
                 <w:sz w:val="19"/>
                 <w:szCs w:val="19"/>
               </w:rPr>
-              <w:t xml:space="preserve">1 091 €</w:t>
-            </w:r>
-          </w:p>
-        </w:tc>
-        <w:tc>
-          <w:tcPr>
-            <w:tcW w:type="dxa" w:w="1310"/>
-            <w:tcBorders>
-              <w:top w:val="single" w:color="E4E6F0" w:sz="4"/>
-              <w:left w:val="single" w:color="E4E6F0" w:sz="4"/>
-              <w:bottom w:val="single" w:color="E4E6F0" w:sz="4"/>
-              <w:right w:val="single" w:color="E4E6F0" w:sz="4"/>
-            </w:tcBorders>
-            <w:shd w:fill="FFFFFF" w:val="clear"/>
-            <w:tcMar>
-              <w:top w:type="dxa" w:w="80"/>
-              <w:left w:type="dxa" w:w="120"/>
-              <w:bottom w:type="dxa" w:w="80"/>
-              <w:right w:type="dxa" w:w="120"/>
-            </w:tcMar>
-            <w:vAlign w:val="center"/>
-          </w:tcPr>
-          <w:p>
-            <w:pPr>
-              <w:spacing w:after="0" w:line="260"/>
-              <w:jc w:val="right"/>
-            </w:pPr>
-            <w:r>
-              <w:rPr>
-                <w:rFonts w:ascii="Arial" w:cs="Arial" w:eastAsia="Arial" w:hAnsi="Arial"/>
-                <w:b w:val="false"/>
-                <w:bCs w:val="false"/>
-                <w:color w:val="1E2233"/>
-                <w:sz w:val="19"/>
-                <w:szCs w:val="19"/>
-              </w:rPr>
-              <w:t xml:space="preserve">220 €</w:t>
-            </w:r>
-          </w:p>
-        </w:tc>
-        <w:tc>
-          <w:tcPr>
-            <w:tcW w:type="dxa" w:w="1310"/>
+              <w:t xml:space="preserve">236 €</w:t>
+            </w:r>
+          </w:p>
+        </w:tc>
+        <w:tc>
+          <w:tcPr>
+            <w:tcW w:type="dxa" w:w="1540"/>
             <w:tcBorders>
               <w:top w:val="single" w:color="E4E6F0" w:sz="4"/>
               <w:left w:val="single" w:color="E4E6F0" w:sz="4"/>
@@ -5115,7 +4970,7 @@
                 <w:sz w:val="19"/>
                 <w:szCs w:val="19"/>
               </w:rPr>
-              <w:t xml:space="preserve">236 €</w:t>
+              <w:t xml:space="preserve">262 €</w:t>
             </w:r>
           </w:p>
         </w:tc>
@@ -5126,7 +4981,7 @@
         </w:trPr>
         <w:tc>
           <w:tcPr>
-            <w:tcW w:type="dxa" w:w="1500"/>
+            <w:tcW w:type="dxa" w:w="1700"/>
             <w:tcBorders>
               <w:top w:val="single" w:color="E4E6F0" w:sz="4"/>
               <w:left w:val="single" w:color="E4E6F0" w:sz="4"/>
@@ -5162,7 +5017,7 @@
         </w:tc>
         <w:tc>
           <w:tcPr>
-            <w:tcW w:type="dxa" w:w="1310"/>
+            <w:tcW w:type="dxa" w:w="1530"/>
             <w:tcBorders>
               <w:top w:val="single" w:color="E4E6F0" w:sz="4"/>
               <w:left w:val="single" w:color="E4E6F0" w:sz="4"/>
@@ -5192,13 +5047,13 @@
                 <w:sz w:val="19"/>
                 <w:szCs w:val="19"/>
               </w:rPr>
-              <w:t xml:space="preserve">2 455 €</w:t>
-            </w:r>
-          </w:p>
-        </w:tc>
-        <w:tc>
-          <w:tcPr>
-            <w:tcW w:type="dxa" w:w="1310"/>
+              <w:t xml:space="preserve">2 297 €</w:t>
+            </w:r>
+          </w:p>
+        </w:tc>
+        <w:tc>
+          <w:tcPr>
+            <w:tcW w:type="dxa" w:w="1530"/>
             <w:tcBorders>
               <w:top w:val="single" w:color="E4E6F0" w:sz="4"/>
               <w:left w:val="single" w:color="E4E6F0" w:sz="4"/>
@@ -5228,13 +5083,13 @@
                 <w:sz w:val="19"/>
                 <w:szCs w:val="19"/>
               </w:rPr>
-              <w:t xml:space="preserve">2 085 €</w:t>
-            </w:r>
-          </w:p>
-        </w:tc>
-        <w:tc>
-          <w:tcPr>
-            <w:tcW w:type="dxa" w:w="1310"/>
+              <w:t xml:space="preserve">1 951 €</w:t>
+            </w:r>
+          </w:p>
+        </w:tc>
+        <w:tc>
+          <w:tcPr>
+            <w:tcW w:type="dxa" w:w="1530"/>
             <w:tcBorders>
               <w:top w:val="single" w:color="E4E6F0" w:sz="4"/>
               <w:left w:val="single" w:color="E4E6F0" w:sz="4"/>
@@ -5264,13 +5119,13 @@
                 <w:sz w:val="19"/>
                 <w:szCs w:val="19"/>
               </w:rPr>
-              <w:t xml:space="preserve">2 297 €</w:t>
-            </w:r>
-          </w:p>
-        </w:tc>
-        <w:tc>
-          <w:tcPr>
-            <w:tcW w:type="dxa" w:w="1310"/>
+              <w:t xml:space="preserve">1 386 €</w:t>
+            </w:r>
+          </w:p>
+        </w:tc>
+        <w:tc>
+          <w:tcPr>
+            <w:tcW w:type="dxa" w:w="1530"/>
             <w:tcBorders>
               <w:top w:val="single" w:color="E4E6F0" w:sz="4"/>
               <w:left w:val="single" w:color="E4E6F0" w:sz="4"/>
@@ -5300,49 +5155,13 @@
                 <w:sz w:val="19"/>
                 <w:szCs w:val="19"/>
               </w:rPr>
-              <w:t xml:space="preserve">1 951 €</w:t>
-            </w:r>
-          </w:p>
-        </w:tc>
-        <w:tc>
-          <w:tcPr>
-            <w:tcW w:type="dxa" w:w="1310"/>
-            <w:tcBorders>
-              <w:top w:val="single" w:color="E4E6F0" w:sz="4"/>
-              <w:left w:val="single" w:color="E4E6F0" w:sz="4"/>
-              <w:bottom w:val="single" w:color="E4E6F0" w:sz="4"/>
-              <w:right w:val="single" w:color="E4E6F0" w:sz="4"/>
-            </w:tcBorders>
-            <w:shd w:fill="F6F7FB" w:val="clear"/>
-            <w:tcMar>
-              <w:top w:type="dxa" w:w="80"/>
-              <w:left w:type="dxa" w:w="120"/>
-              <w:bottom w:type="dxa" w:w="80"/>
-              <w:right w:type="dxa" w:w="120"/>
-            </w:tcMar>
-            <w:vAlign w:val="center"/>
-          </w:tcPr>
-          <w:p>
-            <w:pPr>
-              <w:spacing w:after="0" w:line="260"/>
-              <w:jc w:val="right"/>
-            </w:pPr>
-            <w:r>
-              <w:rPr>
-                <w:rFonts w:ascii="Arial" w:cs="Arial" w:eastAsia="Arial" w:hAnsi="Arial"/>
-                <w:b w:val="false"/>
-                <w:bCs w:val="false"/>
-                <w:color w:val="1E2233"/>
-                <w:sz w:val="19"/>
-                <w:szCs w:val="19"/>
-              </w:rPr>
-              <w:t xml:space="preserve">384 €</w:t>
-            </w:r>
-          </w:p>
-        </w:tc>
-        <w:tc>
-          <w:tcPr>
-            <w:tcW w:type="dxa" w:w="1310"/>
+              <w:t xml:space="preserve">413 €</w:t>
+            </w:r>
+          </w:p>
+        </w:tc>
+        <w:tc>
+          <w:tcPr>
+            <w:tcW w:type="dxa" w:w="1540"/>
             <w:tcBorders>
               <w:top w:val="single" w:color="E4E6F0" w:sz="4"/>
               <w:left w:val="single" w:color="E4E6F0" w:sz="4"/>
@@ -5372,7 +5191,7 @@
                 <w:sz w:val="19"/>
                 <w:szCs w:val="19"/>
               </w:rPr>
-              <w:t xml:space="preserve">413 €</w:t>
+              <w:t xml:space="preserve">460 €</w:t>
             </w:r>
           </w:p>
         </w:tc>
@@ -5391,7 +5210,7 @@
           <w:sz w:val="20"/>
           <w:szCs w:val="20"/>
         </w:rPr>
-        <w:t xml:space="preserve">Ce que change la baisse de 15 %. </w:t>
+        <w:t xml:space="preserve">Ce que change la v1.2. </w:t>
       </w:r>
       <w:r>
         <w:rPr>
@@ -5400,7 +5219,7 @@
           <w:sz w:val="20"/>
           <w:szCs w:val="20"/>
         </w:rPr>
-        <w:t xml:space="preserve">Sur un garage CONFORT, vous gagnez 16 € de marge par mois la première année (220 → 236 €) et le commercial perd 210 € sur le total possible (1 390 → 1 180 €). Sur 10 garages, l'économie est d'environ 2 000 € la première année. La grille reste dans la norme des apporteurs SaaS (0,85 mensualité à la signature) ; en dessous de ¾ de mensualité, la formule ESSENTIEL ne vaudrait plus le déplacement pour un commercial — c'est pour cela que son minimum est maintenu à 130 €.</w:t>
+        <w:t xml:space="preserve">La prime de fidélité à 6 mois disparaît : la grille tient en une phrase (une prime par garage signé, acquise à la 2e mensualité), donc plus de contestation possible sur « et ma prime de fidélité ? ». Sur un garage CONFORT, votre marge nette de première année passe de 236 à 262 €/mois ; sur 10 garages, l'économie est d'environ 3 200 € la première année par rapport à la v1.1. En contrepartie, le commercial n'a plus d'intérêt financier direct à ce que le garage reste : c'est le rôle de la secrétaire et du suivi IDEAFORMA, pas le sien.</w:t>
       </w:r>
     </w:p>
     <w:sectPr>

--- a/docs/pack-commercial/commerciaux/FICHE-RENTABILITE_par-offre.docx
+++ b/docs/pack-commercial/commerciaux/FICHE-RENTABILITE_par-offre.docx
@@ -47,7 +47,7 @@
           <w:sz w:val="20"/>
           <w:szCs w:val="20"/>
         </w:rPr>
-        <w:t xml:space="preserve">Revenu net mensuel par formule, coût réel du commercial et marge — sur la première année (avec commission) puis en régime de croisière. Hypothèses : rétrocession secrétaire 65 % du CA secrétariat, coût technique 25 € / garage / mois, 60 % des garages engagés 12 mois. Grille commerciale v1.2 : une prime unique par garage, plus de prime de fidélité. Toutes ces hypothèses sont modifiables dans SIMULATEUR-COMMISSIONS.xlsx.</w:t>
+        <w:t xml:space="preserve">Revenu net mensuel par formule, coût réel du commercial et marge — sur la première année (avec commission) puis en régime de croisière. Hypothèses : secrétaire payée 17 € HT par heure de forfait (taux de départ, négociable), coût technique 25 € / garage / mois, 60 % des garages engagés 12 mois. Grille commerciale v1.2 : une prime unique par garage, plus de prime de fidélité. Toutes ces hypothèses sont modifiables dans SIMULATEUR-COMMISSIONS.xlsx.</w:t>
       </w:r>
     </w:p>
     <w:p>
@@ -496,7 +496,7 @@
                 <w:sz w:val="19"/>
                 <w:szCs w:val="19"/>
               </w:rPr>
-              <w:t xml:space="preserve">− Rétrocession secrétaire (65 %)</w:t>
+              <w:t xml:space="preserve">− Secrétaire (heures × 17 €/h)</w:t>
             </w:r>
           </w:p>
         </w:tc>
@@ -568,7 +568,7 @@
                 <w:sz w:val="19"/>
                 <w:szCs w:val="19"/>
               </w:rPr>
-              <w:t xml:space="preserve">− 267,15 €</w:t>
+              <w:t xml:space="preserve">− 170,00 €</w:t>
             </w:r>
           </w:p>
         </w:tc>
@@ -604,7 +604,7 @@
                 <w:sz w:val="19"/>
                 <w:szCs w:val="19"/>
               </w:rPr>
-              <w:t xml:space="preserve">− 507,65 €</w:t>
+              <w:t xml:space="preserve">− 340,00 €</w:t>
             </w:r>
           </w:p>
         </w:tc>
@@ -640,7 +640,7 @@
                 <w:sz w:val="19"/>
                 <w:szCs w:val="19"/>
               </w:rPr>
-              <w:t xml:space="preserve">− 969,15 €</w:t>
+              <w:t xml:space="preserve">− 680,00 €</w:t>
             </w:r>
           </w:p>
         </w:tc>
@@ -938,7 +938,7 @@
                 <w:sz w:val="19"/>
                 <w:szCs w:val="19"/>
               </w:rPr>
-              <w:t xml:space="preserve">197,85 €</w:t>
+              <w:t xml:space="preserve">295,00 €</w:t>
             </w:r>
           </w:p>
         </w:tc>
@@ -974,7 +974,7 @@
                 <w:sz w:val="19"/>
                 <w:szCs w:val="19"/>
               </w:rPr>
-              <w:t xml:space="preserve">327,35 €</w:t>
+              <w:t xml:space="preserve">495,00 €</w:t>
             </w:r>
           </w:p>
         </w:tc>
@@ -1010,7 +1010,7 @@
                 <w:sz w:val="19"/>
                 <w:szCs w:val="19"/>
               </w:rPr>
-              <w:t xml:space="preserve">575,85 €</w:t>
+              <w:t xml:space="preserve">865,00 €</w:t>
             </w:r>
           </w:p>
         </w:tc>
@@ -1308,7 +1308,7 @@
                 <w:sz w:val="19"/>
                 <w:szCs w:val="19"/>
               </w:rPr>
-              <w:t xml:space="preserve">159,02 €</w:t>
+              <w:t xml:space="preserve">256,17 €</w:t>
             </w:r>
           </w:p>
         </w:tc>
@@ -1344,7 +1344,7 @@
                 <w:sz w:val="19"/>
                 <w:szCs w:val="19"/>
               </w:rPr>
-              <w:t xml:space="preserve">262,27 €</w:t>
+              <w:t xml:space="preserve">429,92 €</w:t>
             </w:r>
           </w:p>
         </w:tc>
@@ -1380,7 +1380,7 @@
                 <w:sz w:val="19"/>
                 <w:szCs w:val="19"/>
               </w:rPr>
-              <w:t xml:space="preserve">460,35 €</w:t>
+              <w:t xml:space="preserve">749,50 €</w:t>
             </w:r>
           </w:p>
         </w:tc>
@@ -1493,7 +1493,7 @@
                 <w:sz w:val="19"/>
                 <w:szCs w:val="19"/>
               </w:rPr>
-              <w:t xml:space="preserve">32 %</w:t>
+              <w:t xml:space="preserve">52 %</w:t>
             </w:r>
           </w:p>
         </w:tc>
@@ -1529,7 +1529,7 @@
                 <w:sz w:val="19"/>
                 <w:szCs w:val="19"/>
               </w:rPr>
-              <w:t xml:space="preserve">30 %</w:t>
+              <w:t xml:space="preserve">50 %</w:t>
             </w:r>
           </w:p>
         </w:tc>
@@ -1565,7 +1565,7 @@
                 <w:sz w:val="19"/>
                 <w:szCs w:val="19"/>
               </w:rPr>
-              <w:t xml:space="preserve">29 %</w:t>
+              <w:t xml:space="preserve">48 %</w:t>
             </w:r>
           </w:p>
         </w:tc>
@@ -1678,7 +1678,7 @@
                 <w:sz w:val="19"/>
                 <w:szCs w:val="19"/>
               </w:rPr>
-              <w:t xml:space="preserve">20 %</w:t>
+              <w:t xml:space="preserve">13 %</w:t>
             </w:r>
           </w:p>
         </w:tc>
@@ -1714,7 +1714,7 @@
                 <w:sz w:val="19"/>
                 <w:szCs w:val="19"/>
               </w:rPr>
-              <w:t xml:space="preserve">20 %</w:t>
+              <w:t xml:space="preserve">13 %</w:t>
             </w:r>
           </w:p>
         </w:tc>
@@ -1750,7 +1750,7 @@
                 <w:sz w:val="19"/>
                 <w:szCs w:val="19"/>
               </w:rPr>
-              <w:t xml:space="preserve">20 %</w:t>
+              <w:t xml:space="preserve">13 %</w:t>
             </w:r>
           </w:p>
         </w:tc>
@@ -2475,7 +2475,7 @@
                 <w:sz w:val="19"/>
                 <w:szCs w:val="19"/>
               </w:rPr>
-              <w:t xml:space="preserve">1 908 €</w:t>
+              <w:t xml:space="preserve">3 074 €</w:t>
             </w:r>
           </w:p>
         </w:tc>
@@ -2511,7 +2511,7 @@
                 <w:sz w:val="19"/>
                 <w:szCs w:val="19"/>
               </w:rPr>
-              <w:t xml:space="preserve">3 147 €</w:t>
+              <w:t xml:space="preserve">5 159 €</w:t>
             </w:r>
           </w:p>
         </w:tc>
@@ -2547,7 +2547,7 @@
                 <w:sz w:val="19"/>
                 <w:szCs w:val="19"/>
               </w:rPr>
-              <w:t xml:space="preserve">5 524 €</w:t>
+              <w:t xml:space="preserve">8 994 €</w:t>
             </w:r>
           </w:p>
         </w:tc>
@@ -2660,7 +2660,7 @@
                 <w:sz w:val="19"/>
                 <w:szCs w:val="19"/>
               </w:rPr>
-              <w:t xml:space="preserve">2 374 €</w:t>
+              <w:t xml:space="preserve">3 540 €</w:t>
             </w:r>
           </w:p>
         </w:tc>
@@ -2696,7 +2696,7 @@
                 <w:sz w:val="19"/>
                 <w:szCs w:val="19"/>
               </w:rPr>
-              <w:t xml:space="preserve">3 928 €</w:t>
+              <w:t xml:space="preserve">5 940 €</w:t>
             </w:r>
           </w:p>
         </w:tc>
@@ -2732,7 +2732,7 @@
                 <w:sz w:val="19"/>
                 <w:szCs w:val="19"/>
               </w:rPr>
-              <w:t xml:space="preserve">6 910 €</w:t>
+              <w:t xml:space="preserve">10 380 €</w:t>
             </w:r>
           </w:p>
         </w:tc>
@@ -2845,7 +2845,7 @@
                 <w:sz w:val="19"/>
                 <w:szCs w:val="19"/>
               </w:rPr>
-              <w:t xml:space="preserve">4 282 €</w:t>
+              <w:t xml:space="preserve">6 614 €</w:t>
             </w:r>
           </w:p>
         </w:tc>
@@ -2881,7 +2881,7 @@
                 <w:sz w:val="19"/>
                 <w:szCs w:val="19"/>
               </w:rPr>
-              <w:t xml:space="preserve">7 075 €</w:t>
+              <w:t xml:space="preserve">11 099 €</w:t>
             </w:r>
           </w:p>
         </w:tc>
@@ -2917,7 +2917,7 @@
                 <w:sz w:val="19"/>
                 <w:szCs w:val="19"/>
               </w:rPr>
-              <w:t xml:space="preserve">12 434 €</w:t>
+              <w:t xml:space="preserve">19 374 €</w:t>
             </w:r>
           </w:p>
         </w:tc>
@@ -3030,7 +3030,7 @@
                 <w:sz w:val="19"/>
                 <w:szCs w:val="19"/>
               </w:rPr>
-              <w:t xml:space="preserve">2.4 mois</w:t>
+              <w:t xml:space="preserve">1.6 mois</w:t>
             </w:r>
           </w:p>
         </w:tc>
@@ -3066,7 +3066,7 @@
                 <w:sz w:val="19"/>
                 <w:szCs w:val="19"/>
               </w:rPr>
-              <w:t xml:space="preserve">2.4 mois</w:t>
+              <w:t xml:space="preserve">1.6 mois</w:t>
             </w:r>
           </w:p>
         </w:tc>
@@ -3102,7 +3102,7 @@
                 <w:sz w:val="19"/>
                 <w:szCs w:val="19"/>
               </w:rPr>
-              <w:t xml:space="preserve">2.4 mois</w:t>
+              <w:t xml:space="preserve">1.6 mois</w:t>
             </w:r>
           </w:p>
         </w:tc>
@@ -3163,7 +3163,7 @@
                 <w:sz w:val="20"/>
                 <w:szCs w:val="20"/>
               </w:rPr>
-              <w:t xml:space="preserve">Un garage CONFORT vous laisse 327 € de marge par mois. Avec la grille v1.2, le commercial en prend l'équivalent de 2,4 mois la première année (781 € en espérance), puis plus rien : sur 24 mois, ce garage vous rapporte 7 075 € de marge, dont 11 % sont partis en commission.</w:t>
+              <w:t xml:space="preserve">Un garage CONFORT vous laisse 495 € de marge par mois (secrétaire à 17 €/h). Avec la grille v1.2, le commercial en prend l'équivalent de 1,6 mois la première année (781 € en espérance), puis plus rien : sur 24 mois, ce garage vous rapporte 11 099 € de marge, dont 7 % sont partis en commission.</w:t>
             </w:r>
           </w:p>
         </w:tc>
@@ -3469,7 +3469,7 @@
                 <w:sz w:val="19"/>
                 <w:szCs w:val="19"/>
               </w:rPr>
-              <w:t xml:space="preserve">Marge après secrétaires et technique</w:t>
+              <w:t xml:space="preserve">Marge après secrétaires (17 €/h) et technique</w:t>
             </w:r>
           </w:p>
         </w:tc>
@@ -3505,7 +3505,7 @@
                 <w:sz w:val="19"/>
                 <w:szCs w:val="19"/>
               </w:rPr>
-              <w:t xml:space="preserve">3 382 €</w:t>
+              <w:t xml:space="preserve">5 090 €</w:t>
             </w:r>
           </w:p>
         </w:tc>
@@ -3541,7 +3541,7 @@
                 <w:sz w:val="19"/>
                 <w:szCs w:val="19"/>
               </w:rPr>
-              <w:t xml:space="preserve">3 382 €</w:t>
+              <w:t xml:space="preserve">5 090 €</w:t>
             </w:r>
           </w:p>
         </w:tc>
@@ -3844,7 +3844,7 @@
                 <w:sz w:val="19"/>
                 <w:szCs w:val="19"/>
               </w:rPr>
-              <w:t xml:space="preserve">2 439 €</w:t>
+              <w:t xml:space="preserve">4 147 €</w:t>
             </w:r>
           </w:p>
         </w:tc>
@@ -3880,7 +3880,7 @@
                 <w:sz w:val="19"/>
                 <w:szCs w:val="19"/>
               </w:rPr>
-              <w:t xml:space="preserve">3 112 €</w:t>
+              <w:t xml:space="preserve">4 820 €</w:t>
             </w:r>
           </w:p>
         </w:tc>
@@ -3934,7 +3934,7 @@
                 <w:sz w:val="30"/>
                 <w:szCs w:val="30"/>
               </w:rPr>
-              <w:t xml:space="preserve">2 439 € / mois</w:t>
+              <w:t xml:space="preserve">4 147 € / mois</w:t>
             </w:r>
           </w:p>
           <w:p>
@@ -3982,7 +3982,7 @@
                 <w:sz w:val="30"/>
                 <w:szCs w:val="30"/>
               </w:rPr>
-              <w:t xml:space="preserve">3 112 € / mois</w:t>
+              <w:t xml:space="preserve">4 820 € / mois</w:t>
             </w:r>
           </w:p>
           <w:p>
@@ -4713,7 +4713,7 @@
                 <w:sz w:val="19"/>
                 <w:szCs w:val="19"/>
               </w:rPr>
-              <w:t xml:space="preserve">144 €</w:t>
+              <w:t xml:space="preserve">241 €</w:t>
             </w:r>
           </w:p>
         </w:tc>
@@ -4749,7 +4749,7 @@
                 <w:sz w:val="19"/>
                 <w:szCs w:val="19"/>
               </w:rPr>
-              <w:t xml:space="preserve">159 €</w:t>
+              <w:t xml:space="preserve">256 €</w:t>
             </w:r>
           </w:p>
         </w:tc>
@@ -4934,7 +4934,7 @@
                 <w:sz w:val="19"/>
                 <w:szCs w:val="19"/>
               </w:rPr>
-              <w:t xml:space="preserve">236 €</w:t>
+              <w:t xml:space="preserve">404 €</w:t>
             </w:r>
           </w:p>
         </w:tc>
@@ -4970,7 +4970,7 @@
                 <w:sz w:val="19"/>
                 <w:szCs w:val="19"/>
               </w:rPr>
-              <w:t xml:space="preserve">262 €</w:t>
+              <w:t xml:space="preserve">430 €</w:t>
             </w:r>
           </w:p>
         </w:tc>
@@ -5155,7 +5155,7 @@
                 <w:sz w:val="19"/>
                 <w:szCs w:val="19"/>
               </w:rPr>
-              <w:t xml:space="preserve">413 €</w:t>
+              <w:t xml:space="preserve">702 €</w:t>
             </w:r>
           </w:p>
         </w:tc>
@@ -5191,7 +5191,7 @@
                 <w:sz w:val="19"/>
                 <w:szCs w:val="19"/>
               </w:rPr>
-              <w:t xml:space="preserve">460 €</w:t>
+              <w:t xml:space="preserve">750 €</w:t>
             </w:r>
           </w:p>
         </w:tc>
@@ -5219,7 +5219,966 @@
           <w:sz w:val="20"/>
           <w:szCs w:val="20"/>
         </w:rPr>
-        <w:t xml:space="preserve">La prime de fidélité à 6 mois disparaît : la grille tient en une phrase (une prime par garage signé, acquise à la 2e mensualité), donc plus de contestation possible sur « et ma prime de fidélité ? ». Sur un garage CONFORT, votre marge nette de première année passe de 236 à 262 €/mois ; sur 10 garages, l'économie est d'environ 3 200 € la première année par rapport à la v1.1. En contrepartie, le commercial n'a plus d'intérêt financier direct à ce que le garage reste : c'est le rôle de la secrétaire et du suivi IDEAFORMA, pas le sien.</w:t>
+        <w:t xml:space="preserve">La prime de fidélité à 6 mois disparaît : la grille tient en une phrase (une prime par garage signé, acquise à la 2e mensualité), donc plus de contestation possible sur « et ma prime de fidélité ? ». Sur un garage CONFORT, votre marge nette de première année passe de 404 à 430 €/mois (secrétaire à 17 €/h) ; sur 10 garages, l'économie est d'environ 3 200 € la première année par rapport à la v1.1. En contrepartie, le commercial n'a plus d'intérêt financier direct à ce que le garage reste : c'est le rôle de la secrétaire et du suivi IDEAFORMA, pas le sien.</w:t>
+      </w:r>
+    </w:p>
+    <w:p>
+      <w:pPr>
+        <w:pStyle w:val="Heading2"/>
+        <w:keepNext/>
+        <w:pBdr>
+          <w:bottom w:val="single" w:color="E4E6F0" w:sz="6" w:space="4"/>
+        </w:pBdr>
+        <w:spacing w:after="120" w:before="320"/>
+      </w:pPr>
+      <w:r>
+        <w:rPr>
+          <w:rFonts w:ascii="Arial" w:cs="Arial" w:eastAsia="Arial" w:hAnsi="Arial"/>
+          <w:b/>
+          <w:bCs/>
+          <w:color w:val="7C3AED"/>
+          <w:sz w:val="26"/>
+          <w:szCs w:val="26"/>
+        </w:rPr>
+        <w:t xml:space="preserve">5. Secrétaires : 17 € / h contre l'ancienne rétrocession de 65 %</w:t>
+      </w:r>
+    </w:p>
+    <w:tbl>
+      <w:tblPr>
+        <w:tblW w:type="dxa" w:w="9360"/>
+        <w:tblBorders>
+          <w:top w:val="single" w:color="auto" w:sz="4"/>
+          <w:left w:val="single" w:color="auto" w:sz="4"/>
+          <w:bottom w:val="single" w:color="auto" w:sz="4"/>
+          <w:right w:val="single" w:color="auto" w:sz="4"/>
+          <w:insideH w:val="single" w:color="auto" w:sz="4"/>
+          <w:insideV w:val="single" w:color="auto" w:sz="4"/>
+        </w:tblBorders>
+      </w:tblPr>
+      <w:tblGrid>
+        <w:gridCol w:w="3660"/>
+        <w:gridCol w:w="1900"/>
+        <w:gridCol w:w="1900"/>
+        <w:gridCol w:w="1900"/>
+      </w:tblGrid>
+      <w:tr>
+        <w:trPr>
+          <w:tblHeader w:val="false"/>
+        </w:trPr>
+        <w:tc>
+          <w:tcPr>
+            <w:tcW w:type="dxa" w:w="3660"/>
+            <w:tcBorders>
+              <w:top w:val="single" w:color="E4E6F0" w:sz="4"/>
+              <w:left w:val="single" w:color="E4E6F0" w:sz="4"/>
+              <w:bottom w:val="single" w:color="E4E6F0" w:sz="4"/>
+              <w:right w:val="single" w:color="E4E6F0" w:sz="4"/>
+            </w:tcBorders>
+            <w:shd w:fill="7C3AED" w:val="clear"/>
+            <w:tcMar>
+              <w:top w:type="dxa" w:w="80"/>
+              <w:left w:type="dxa" w:w="120"/>
+              <w:bottom w:type="dxa" w:w="80"/>
+              <w:right w:type="dxa" w:w="120"/>
+            </w:tcMar>
+            <w:vAlign w:val="center"/>
+          </w:tcPr>
+          <w:p>
+            <w:pPr>
+              <w:spacing w:after="0" w:line="260"/>
+              <w:jc w:val="left"/>
+            </w:pPr>
+            <w:r>
+              <w:rPr>
+                <w:rFonts w:ascii="Arial" w:cs="Arial" w:eastAsia="Arial" w:hAnsi="Arial"/>
+                <w:b/>
+                <w:bCs/>
+                <w:color w:val="FFFFFF"/>
+                <w:sz w:val="18"/>
+                <w:szCs w:val="18"/>
+              </w:rPr>
+              <w:t xml:space="preserve">Par garage et par mois</w:t>
+            </w:r>
+          </w:p>
+        </w:tc>
+        <w:tc>
+          <w:tcPr>
+            <w:tcW w:type="dxa" w:w="1900"/>
+            <w:tcBorders>
+              <w:top w:val="single" w:color="E4E6F0" w:sz="4"/>
+              <w:left w:val="single" w:color="E4E6F0" w:sz="4"/>
+              <w:bottom w:val="single" w:color="E4E6F0" w:sz="4"/>
+              <w:right w:val="single" w:color="E4E6F0" w:sz="4"/>
+            </w:tcBorders>
+            <w:shd w:fill="7C3AED" w:val="clear"/>
+            <w:tcMar>
+              <w:top w:type="dxa" w:w="80"/>
+              <w:left w:type="dxa" w:w="120"/>
+              <w:bottom w:type="dxa" w:w="80"/>
+              <w:right w:type="dxa" w:w="120"/>
+            </w:tcMar>
+            <w:vAlign w:val="center"/>
+          </w:tcPr>
+          <w:p>
+            <w:pPr>
+              <w:spacing w:after="0" w:line="260"/>
+              <w:jc w:val="right"/>
+            </w:pPr>
+            <w:r>
+              <w:rPr>
+                <w:rFonts w:ascii="Arial" w:cs="Arial" w:eastAsia="Arial" w:hAnsi="Arial"/>
+                <w:b/>
+                <w:bCs/>
+                <w:color w:val="FFFFFF"/>
+                <w:sz w:val="18"/>
+                <w:szCs w:val="18"/>
+              </w:rPr>
+              <w:t xml:space="preserve">STARTER (10 h)</w:t>
+            </w:r>
+          </w:p>
+        </w:tc>
+        <w:tc>
+          <w:tcPr>
+            <w:tcW w:type="dxa" w:w="1900"/>
+            <w:tcBorders>
+              <w:top w:val="single" w:color="E4E6F0" w:sz="4"/>
+              <w:left w:val="single" w:color="E4E6F0" w:sz="4"/>
+              <w:bottom w:val="single" w:color="E4E6F0" w:sz="4"/>
+              <w:right w:val="single" w:color="E4E6F0" w:sz="4"/>
+            </w:tcBorders>
+            <w:shd w:fill="7C3AED" w:val="clear"/>
+            <w:tcMar>
+              <w:top w:type="dxa" w:w="80"/>
+              <w:left w:type="dxa" w:w="120"/>
+              <w:bottom w:type="dxa" w:w="80"/>
+              <w:right w:type="dxa" w:w="120"/>
+            </w:tcMar>
+            <w:vAlign w:val="center"/>
+          </w:tcPr>
+          <w:p>
+            <w:pPr>
+              <w:spacing w:after="0" w:line="260"/>
+              <w:jc w:val="right"/>
+            </w:pPr>
+            <w:r>
+              <w:rPr>
+                <w:rFonts w:ascii="Arial" w:cs="Arial" w:eastAsia="Arial" w:hAnsi="Arial"/>
+                <w:b/>
+                <w:bCs/>
+                <w:color w:val="FFFFFF"/>
+                <w:sz w:val="18"/>
+                <w:szCs w:val="18"/>
+              </w:rPr>
+              <w:t xml:space="preserve">CONFORT (20 h)</w:t>
+            </w:r>
+          </w:p>
+        </w:tc>
+        <w:tc>
+          <w:tcPr>
+            <w:tcW w:type="dxa" w:w="1900"/>
+            <w:tcBorders>
+              <w:top w:val="single" w:color="E4E6F0" w:sz="4"/>
+              <w:left w:val="single" w:color="E4E6F0" w:sz="4"/>
+              <w:bottom w:val="single" w:color="E4E6F0" w:sz="4"/>
+              <w:right w:val="single" w:color="E4E6F0" w:sz="4"/>
+            </w:tcBorders>
+            <w:shd w:fill="7C3AED" w:val="clear"/>
+            <w:tcMar>
+              <w:top w:type="dxa" w:w="80"/>
+              <w:left w:type="dxa" w:w="120"/>
+              <w:bottom w:type="dxa" w:w="80"/>
+              <w:right w:type="dxa" w:w="120"/>
+            </w:tcMar>
+            <w:vAlign w:val="center"/>
+          </w:tcPr>
+          <w:p>
+            <w:pPr>
+              <w:spacing w:after="0" w:line="260"/>
+              <w:jc w:val="right"/>
+            </w:pPr>
+            <w:r>
+              <w:rPr>
+                <w:rFonts w:ascii="Arial" w:cs="Arial" w:eastAsia="Arial" w:hAnsi="Arial"/>
+                <w:b/>
+                <w:bCs/>
+                <w:color w:val="FFFFFF"/>
+                <w:sz w:val="18"/>
+                <w:szCs w:val="18"/>
+              </w:rPr>
+              <w:t xml:space="preserve">SÉRÉNITÉ (40 h)</w:t>
+            </w:r>
+          </w:p>
+        </w:tc>
+      </w:tr>
+      <w:tr>
+        <w:trPr>
+          <w:cantSplit/>
+        </w:trPr>
+        <w:tc>
+          <w:tcPr>
+            <w:tcW w:type="dxa" w:w="3660"/>
+            <w:tcBorders>
+              <w:top w:val="single" w:color="E4E6F0" w:sz="4"/>
+              <w:left w:val="single" w:color="E4E6F0" w:sz="4"/>
+              <w:bottom w:val="single" w:color="E4E6F0" w:sz="4"/>
+              <w:right w:val="single" w:color="E4E6F0" w:sz="4"/>
+            </w:tcBorders>
+            <w:shd w:fill="FFFFFF" w:val="clear"/>
+            <w:tcMar>
+              <w:top w:type="dxa" w:w="80"/>
+              <w:left w:type="dxa" w:w="120"/>
+              <w:bottom w:type="dxa" w:w="80"/>
+              <w:right w:type="dxa" w:w="120"/>
+            </w:tcMar>
+            <w:vAlign w:val="center"/>
+          </w:tcPr>
+          <w:p>
+            <w:pPr>
+              <w:spacing w:after="0" w:line="260"/>
+              <w:jc w:val="left"/>
+            </w:pPr>
+            <w:r>
+              <w:rPr>
+                <w:rFonts w:ascii="Arial" w:cs="Arial" w:eastAsia="Arial" w:hAnsi="Arial"/>
+                <w:b/>
+                <w:bCs/>
+                <w:color w:val="1E2233"/>
+                <w:sz w:val="19"/>
+                <w:szCs w:val="19"/>
+              </w:rPr>
+              <w:t xml:space="preserve">Ancien modèle : 65 % du CA secrétariat</w:t>
+            </w:r>
+          </w:p>
+        </w:tc>
+        <w:tc>
+          <w:tcPr>
+            <w:tcW w:type="dxa" w:w="1900"/>
+            <w:tcBorders>
+              <w:top w:val="single" w:color="E4E6F0" w:sz="4"/>
+              <w:left w:val="single" w:color="E4E6F0" w:sz="4"/>
+              <w:bottom w:val="single" w:color="E4E6F0" w:sz="4"/>
+              <w:right w:val="single" w:color="E4E6F0" w:sz="4"/>
+            </w:tcBorders>
+            <w:shd w:fill="FFFFFF" w:val="clear"/>
+            <w:tcMar>
+              <w:top w:type="dxa" w:w="80"/>
+              <w:left w:type="dxa" w:w="120"/>
+              <w:bottom w:type="dxa" w:w="80"/>
+              <w:right w:type="dxa" w:w="120"/>
+            </w:tcMar>
+            <w:vAlign w:val="center"/>
+          </w:tcPr>
+          <w:p>
+            <w:pPr>
+              <w:spacing w:after="0" w:line="260"/>
+              <w:jc w:val="right"/>
+            </w:pPr>
+            <w:r>
+              <w:rPr>
+                <w:rFonts w:ascii="Arial" w:cs="Arial" w:eastAsia="Arial" w:hAnsi="Arial"/>
+                <w:b w:val="false"/>
+                <w:bCs w:val="false"/>
+                <w:color w:val="1E2233"/>
+                <w:sz w:val="19"/>
+                <w:szCs w:val="19"/>
+              </w:rPr>
+              <w:t xml:space="preserve">267 € (26,70 €/h)</w:t>
+            </w:r>
+          </w:p>
+        </w:tc>
+        <w:tc>
+          <w:tcPr>
+            <w:tcW w:type="dxa" w:w="1900"/>
+            <w:tcBorders>
+              <w:top w:val="single" w:color="E4E6F0" w:sz="4"/>
+              <w:left w:val="single" w:color="E4E6F0" w:sz="4"/>
+              <w:bottom w:val="single" w:color="E4E6F0" w:sz="4"/>
+              <w:right w:val="single" w:color="E4E6F0" w:sz="4"/>
+            </w:tcBorders>
+            <w:shd w:fill="FFFFFF" w:val="clear"/>
+            <w:tcMar>
+              <w:top w:type="dxa" w:w="80"/>
+              <w:left w:type="dxa" w:w="120"/>
+              <w:bottom w:type="dxa" w:w="80"/>
+              <w:right w:type="dxa" w:w="120"/>
+            </w:tcMar>
+            <w:vAlign w:val="center"/>
+          </w:tcPr>
+          <w:p>
+            <w:pPr>
+              <w:spacing w:after="0" w:line="260"/>
+              <w:jc w:val="right"/>
+            </w:pPr>
+            <w:r>
+              <w:rPr>
+                <w:rFonts w:ascii="Arial" w:cs="Arial" w:eastAsia="Arial" w:hAnsi="Arial"/>
+                <w:b w:val="false"/>
+                <w:bCs w:val="false"/>
+                <w:color w:val="1E2233"/>
+                <w:sz w:val="19"/>
+                <w:szCs w:val="19"/>
+              </w:rPr>
+              <w:t xml:space="preserve">508 € (25,40 €/h)</w:t>
+            </w:r>
+          </w:p>
+        </w:tc>
+        <w:tc>
+          <w:tcPr>
+            <w:tcW w:type="dxa" w:w="1900"/>
+            <w:tcBorders>
+              <w:top w:val="single" w:color="E4E6F0" w:sz="4"/>
+              <w:left w:val="single" w:color="E4E6F0" w:sz="4"/>
+              <w:bottom w:val="single" w:color="E4E6F0" w:sz="4"/>
+              <w:right w:val="single" w:color="E4E6F0" w:sz="4"/>
+            </w:tcBorders>
+            <w:shd w:fill="FFFFFF" w:val="clear"/>
+            <w:tcMar>
+              <w:top w:type="dxa" w:w="80"/>
+              <w:left w:type="dxa" w:w="120"/>
+              <w:bottom w:type="dxa" w:w="80"/>
+              <w:right w:type="dxa" w:w="120"/>
+            </w:tcMar>
+            <w:vAlign w:val="center"/>
+          </w:tcPr>
+          <w:p>
+            <w:pPr>
+              <w:spacing w:after="0" w:line="260"/>
+              <w:jc w:val="right"/>
+            </w:pPr>
+            <w:r>
+              <w:rPr>
+                <w:rFonts w:ascii="Arial" w:cs="Arial" w:eastAsia="Arial" w:hAnsi="Arial"/>
+                <w:b w:val="false"/>
+                <w:bCs w:val="false"/>
+                <w:color w:val="1E2233"/>
+                <w:sz w:val="19"/>
+                <w:szCs w:val="19"/>
+              </w:rPr>
+              <w:t xml:space="preserve">969 € (24,20 €/h)</w:t>
+            </w:r>
+          </w:p>
+        </w:tc>
+      </w:tr>
+      <w:tr>
+        <w:trPr>
+          <w:cantSplit/>
+        </w:trPr>
+        <w:tc>
+          <w:tcPr>
+            <w:tcW w:type="dxa" w:w="3660"/>
+            <w:tcBorders>
+              <w:top w:val="single" w:color="E4E6F0" w:sz="4"/>
+              <w:left w:val="single" w:color="E4E6F0" w:sz="4"/>
+              <w:bottom w:val="single" w:color="E4E6F0" w:sz="4"/>
+              <w:right w:val="single" w:color="E4E6F0" w:sz="4"/>
+            </w:tcBorders>
+            <w:shd w:fill="F6F7FB" w:val="clear"/>
+            <w:tcMar>
+              <w:top w:type="dxa" w:w="80"/>
+              <w:left w:type="dxa" w:w="120"/>
+              <w:bottom w:type="dxa" w:w="80"/>
+              <w:right w:type="dxa" w:w="120"/>
+            </w:tcMar>
+            <w:vAlign w:val="center"/>
+          </w:tcPr>
+          <w:p>
+            <w:pPr>
+              <w:spacing w:after="0" w:line="260"/>
+              <w:jc w:val="left"/>
+            </w:pPr>
+            <w:r>
+              <w:rPr>
+                <w:rFonts w:ascii="Arial" w:cs="Arial" w:eastAsia="Arial" w:hAnsi="Arial"/>
+                <w:b/>
+                <w:bCs/>
+                <w:color w:val="1E2233"/>
+                <w:sz w:val="19"/>
+                <w:szCs w:val="19"/>
+              </w:rPr>
+              <w:t xml:space="preserve">Nouveau modèle : heures × 17 €</w:t>
+            </w:r>
+          </w:p>
+        </w:tc>
+        <w:tc>
+          <w:tcPr>
+            <w:tcW w:type="dxa" w:w="1900"/>
+            <w:tcBorders>
+              <w:top w:val="single" w:color="E4E6F0" w:sz="4"/>
+              <w:left w:val="single" w:color="E4E6F0" w:sz="4"/>
+              <w:bottom w:val="single" w:color="E4E6F0" w:sz="4"/>
+              <w:right w:val="single" w:color="E4E6F0" w:sz="4"/>
+            </w:tcBorders>
+            <w:shd w:fill="F6F7FB" w:val="clear"/>
+            <w:tcMar>
+              <w:top w:type="dxa" w:w="80"/>
+              <w:left w:type="dxa" w:w="120"/>
+              <w:bottom w:type="dxa" w:w="80"/>
+              <w:right w:type="dxa" w:w="120"/>
+            </w:tcMar>
+            <w:vAlign w:val="center"/>
+          </w:tcPr>
+          <w:p>
+            <w:pPr>
+              <w:spacing w:after="0" w:line="260"/>
+              <w:jc w:val="right"/>
+            </w:pPr>
+            <w:r>
+              <w:rPr>
+                <w:rFonts w:ascii="Arial" w:cs="Arial" w:eastAsia="Arial" w:hAnsi="Arial"/>
+                <w:b w:val="false"/>
+                <w:bCs w:val="false"/>
+                <w:color w:val="1E2233"/>
+                <w:sz w:val="19"/>
+                <w:szCs w:val="19"/>
+              </w:rPr>
+              <w:t xml:space="preserve">170 €</w:t>
+            </w:r>
+          </w:p>
+        </w:tc>
+        <w:tc>
+          <w:tcPr>
+            <w:tcW w:type="dxa" w:w="1900"/>
+            <w:tcBorders>
+              <w:top w:val="single" w:color="E4E6F0" w:sz="4"/>
+              <w:left w:val="single" w:color="E4E6F0" w:sz="4"/>
+              <w:bottom w:val="single" w:color="E4E6F0" w:sz="4"/>
+              <w:right w:val="single" w:color="E4E6F0" w:sz="4"/>
+            </w:tcBorders>
+            <w:shd w:fill="F6F7FB" w:val="clear"/>
+            <w:tcMar>
+              <w:top w:type="dxa" w:w="80"/>
+              <w:left w:type="dxa" w:w="120"/>
+              <w:bottom w:type="dxa" w:w="80"/>
+              <w:right w:type="dxa" w:w="120"/>
+            </w:tcMar>
+            <w:vAlign w:val="center"/>
+          </w:tcPr>
+          <w:p>
+            <w:pPr>
+              <w:spacing w:after="0" w:line="260"/>
+              <w:jc w:val="right"/>
+            </w:pPr>
+            <w:r>
+              <w:rPr>
+                <w:rFonts w:ascii="Arial" w:cs="Arial" w:eastAsia="Arial" w:hAnsi="Arial"/>
+                <w:b w:val="false"/>
+                <w:bCs w:val="false"/>
+                <w:color w:val="1E2233"/>
+                <w:sz w:val="19"/>
+                <w:szCs w:val="19"/>
+              </w:rPr>
+              <w:t xml:space="preserve">340 €</w:t>
+            </w:r>
+          </w:p>
+        </w:tc>
+        <w:tc>
+          <w:tcPr>
+            <w:tcW w:type="dxa" w:w="1900"/>
+            <w:tcBorders>
+              <w:top w:val="single" w:color="E4E6F0" w:sz="4"/>
+              <w:left w:val="single" w:color="E4E6F0" w:sz="4"/>
+              <w:bottom w:val="single" w:color="E4E6F0" w:sz="4"/>
+              <w:right w:val="single" w:color="E4E6F0" w:sz="4"/>
+            </w:tcBorders>
+            <w:shd w:fill="F6F7FB" w:val="clear"/>
+            <w:tcMar>
+              <w:top w:type="dxa" w:w="80"/>
+              <w:left w:type="dxa" w:w="120"/>
+              <w:bottom w:type="dxa" w:w="80"/>
+              <w:right w:type="dxa" w:w="120"/>
+            </w:tcMar>
+            <w:vAlign w:val="center"/>
+          </w:tcPr>
+          <w:p>
+            <w:pPr>
+              <w:spacing w:after="0" w:line="260"/>
+              <w:jc w:val="right"/>
+            </w:pPr>
+            <w:r>
+              <w:rPr>
+                <w:rFonts w:ascii="Arial" w:cs="Arial" w:eastAsia="Arial" w:hAnsi="Arial"/>
+                <w:b w:val="false"/>
+                <w:bCs w:val="false"/>
+                <w:color w:val="1E2233"/>
+                <w:sz w:val="19"/>
+                <w:szCs w:val="19"/>
+              </w:rPr>
+              <w:t xml:space="preserve">680 €</w:t>
+            </w:r>
+          </w:p>
+        </w:tc>
+      </w:tr>
+      <w:tr>
+        <w:trPr>
+          <w:cantSplit/>
+        </w:trPr>
+        <w:tc>
+          <w:tcPr>
+            <w:tcW w:type="dxa" w:w="3660"/>
+            <w:tcBorders>
+              <w:top w:val="single" w:color="E4E6F0" w:sz="4"/>
+              <w:left w:val="single" w:color="E4E6F0" w:sz="4"/>
+              <w:bottom w:val="single" w:color="E4E6F0" w:sz="4"/>
+              <w:right w:val="single" w:color="E4E6F0" w:sz="4"/>
+            </w:tcBorders>
+            <w:shd w:fill="FFFFFF" w:val="clear"/>
+            <w:tcMar>
+              <w:top w:type="dxa" w:w="80"/>
+              <w:left w:type="dxa" w:w="120"/>
+              <w:bottom w:type="dxa" w:w="80"/>
+              <w:right w:type="dxa" w:w="120"/>
+            </w:tcMar>
+            <w:vAlign w:val="center"/>
+          </w:tcPr>
+          <w:p>
+            <w:pPr>
+              <w:spacing w:after="0" w:line="260"/>
+              <w:jc w:val="left"/>
+            </w:pPr>
+            <w:r>
+              <w:rPr>
+                <w:rFonts w:ascii="Arial" w:cs="Arial" w:eastAsia="Arial" w:hAnsi="Arial"/>
+                <w:b/>
+                <w:bCs/>
+                <w:color w:val="1E2233"/>
+                <w:sz w:val="19"/>
+                <w:szCs w:val="19"/>
+              </w:rPr>
+              <w:t xml:space="preserve">Votre marge avant commercial, ancien modèle</w:t>
+            </w:r>
+          </w:p>
+        </w:tc>
+        <w:tc>
+          <w:tcPr>
+            <w:tcW w:type="dxa" w:w="1900"/>
+            <w:tcBorders>
+              <w:top w:val="single" w:color="E4E6F0" w:sz="4"/>
+              <w:left w:val="single" w:color="E4E6F0" w:sz="4"/>
+              <w:bottom w:val="single" w:color="E4E6F0" w:sz="4"/>
+              <w:right w:val="single" w:color="E4E6F0" w:sz="4"/>
+            </w:tcBorders>
+            <w:shd w:fill="FFFFFF" w:val="clear"/>
+            <w:tcMar>
+              <w:top w:type="dxa" w:w="80"/>
+              <w:left w:type="dxa" w:w="120"/>
+              <w:bottom w:type="dxa" w:w="80"/>
+              <w:right w:type="dxa" w:w="120"/>
+            </w:tcMar>
+            <w:vAlign w:val="center"/>
+          </w:tcPr>
+          <w:p>
+            <w:pPr>
+              <w:spacing w:after="0" w:line="260"/>
+              <w:jc w:val="right"/>
+            </w:pPr>
+            <w:r>
+              <w:rPr>
+                <w:rFonts w:ascii="Arial" w:cs="Arial" w:eastAsia="Arial" w:hAnsi="Arial"/>
+                <w:b w:val="false"/>
+                <w:bCs w:val="false"/>
+                <w:color w:val="1E2233"/>
+                <w:sz w:val="19"/>
+                <w:szCs w:val="19"/>
+              </w:rPr>
+              <w:t xml:space="preserve">198 €</w:t>
+            </w:r>
+          </w:p>
+        </w:tc>
+        <w:tc>
+          <w:tcPr>
+            <w:tcW w:type="dxa" w:w="1900"/>
+            <w:tcBorders>
+              <w:top w:val="single" w:color="E4E6F0" w:sz="4"/>
+              <w:left w:val="single" w:color="E4E6F0" w:sz="4"/>
+              <w:bottom w:val="single" w:color="E4E6F0" w:sz="4"/>
+              <w:right w:val="single" w:color="E4E6F0" w:sz="4"/>
+            </w:tcBorders>
+            <w:shd w:fill="FFFFFF" w:val="clear"/>
+            <w:tcMar>
+              <w:top w:type="dxa" w:w="80"/>
+              <w:left w:type="dxa" w:w="120"/>
+              <w:bottom w:type="dxa" w:w="80"/>
+              <w:right w:type="dxa" w:w="120"/>
+            </w:tcMar>
+            <w:vAlign w:val="center"/>
+          </w:tcPr>
+          <w:p>
+            <w:pPr>
+              <w:spacing w:after="0" w:line="260"/>
+              <w:jc w:val="right"/>
+            </w:pPr>
+            <w:r>
+              <w:rPr>
+                <w:rFonts w:ascii="Arial" w:cs="Arial" w:eastAsia="Arial" w:hAnsi="Arial"/>
+                <w:b w:val="false"/>
+                <w:bCs w:val="false"/>
+                <w:color w:val="1E2233"/>
+                <w:sz w:val="19"/>
+                <w:szCs w:val="19"/>
+              </w:rPr>
+              <w:t xml:space="preserve">327 €</w:t>
+            </w:r>
+          </w:p>
+        </w:tc>
+        <w:tc>
+          <w:tcPr>
+            <w:tcW w:type="dxa" w:w="1900"/>
+            <w:tcBorders>
+              <w:top w:val="single" w:color="E4E6F0" w:sz="4"/>
+              <w:left w:val="single" w:color="E4E6F0" w:sz="4"/>
+              <w:bottom w:val="single" w:color="E4E6F0" w:sz="4"/>
+              <w:right w:val="single" w:color="E4E6F0" w:sz="4"/>
+            </w:tcBorders>
+            <w:shd w:fill="FFFFFF" w:val="clear"/>
+            <w:tcMar>
+              <w:top w:type="dxa" w:w="80"/>
+              <w:left w:type="dxa" w:w="120"/>
+              <w:bottom w:type="dxa" w:w="80"/>
+              <w:right w:type="dxa" w:w="120"/>
+            </w:tcMar>
+            <w:vAlign w:val="center"/>
+          </w:tcPr>
+          <w:p>
+            <w:pPr>
+              <w:spacing w:after="0" w:line="260"/>
+              <w:jc w:val="right"/>
+            </w:pPr>
+            <w:r>
+              <w:rPr>
+                <w:rFonts w:ascii="Arial" w:cs="Arial" w:eastAsia="Arial" w:hAnsi="Arial"/>
+                <w:b w:val="false"/>
+                <w:bCs w:val="false"/>
+                <w:color w:val="1E2233"/>
+                <w:sz w:val="19"/>
+                <w:szCs w:val="19"/>
+              </w:rPr>
+              <w:t xml:space="preserve">576 €</w:t>
+            </w:r>
+          </w:p>
+        </w:tc>
+      </w:tr>
+      <w:tr>
+        <w:trPr>
+          <w:cantSplit/>
+        </w:trPr>
+        <w:tc>
+          <w:tcPr>
+            <w:tcW w:type="dxa" w:w="3660"/>
+            <w:tcBorders>
+              <w:top w:val="single" w:color="E4E6F0" w:sz="4"/>
+              <w:left w:val="single" w:color="E4E6F0" w:sz="4"/>
+              <w:bottom w:val="single" w:color="E4E6F0" w:sz="4"/>
+              <w:right w:val="single" w:color="E4E6F0" w:sz="4"/>
+            </w:tcBorders>
+            <w:shd w:fill="F6F7FB" w:val="clear"/>
+            <w:tcMar>
+              <w:top w:type="dxa" w:w="80"/>
+              <w:left w:type="dxa" w:w="120"/>
+              <w:bottom w:type="dxa" w:w="80"/>
+              <w:right w:type="dxa" w:w="120"/>
+            </w:tcMar>
+            <w:vAlign w:val="center"/>
+          </w:tcPr>
+          <w:p>
+            <w:pPr>
+              <w:spacing w:after="0" w:line="260"/>
+              <w:jc w:val="left"/>
+            </w:pPr>
+            <w:r>
+              <w:rPr>
+                <w:rFonts w:ascii="Arial" w:cs="Arial" w:eastAsia="Arial" w:hAnsi="Arial"/>
+                <w:b/>
+                <w:bCs/>
+                <w:color w:val="1E2233"/>
+                <w:sz w:val="19"/>
+                <w:szCs w:val="19"/>
+              </w:rPr>
+              <w:t xml:space="preserve">Votre marge avant commercial, nouveau modèle</w:t>
+            </w:r>
+          </w:p>
+        </w:tc>
+        <w:tc>
+          <w:tcPr>
+            <w:tcW w:type="dxa" w:w="1900"/>
+            <w:tcBorders>
+              <w:top w:val="single" w:color="E4E6F0" w:sz="4"/>
+              <w:left w:val="single" w:color="E4E6F0" w:sz="4"/>
+              <w:bottom w:val="single" w:color="E4E6F0" w:sz="4"/>
+              <w:right w:val="single" w:color="E4E6F0" w:sz="4"/>
+            </w:tcBorders>
+            <w:shd w:fill="F6F7FB" w:val="clear"/>
+            <w:tcMar>
+              <w:top w:type="dxa" w:w="80"/>
+              <w:left w:type="dxa" w:w="120"/>
+              <w:bottom w:type="dxa" w:w="80"/>
+              <w:right w:type="dxa" w:w="120"/>
+            </w:tcMar>
+            <w:vAlign w:val="center"/>
+          </w:tcPr>
+          <w:p>
+            <w:pPr>
+              <w:spacing w:after="0" w:line="260"/>
+              <w:jc w:val="right"/>
+            </w:pPr>
+            <w:r>
+              <w:rPr>
+                <w:rFonts w:ascii="Arial" w:cs="Arial" w:eastAsia="Arial" w:hAnsi="Arial"/>
+                <w:b w:val="false"/>
+                <w:bCs w:val="false"/>
+                <w:color w:val="1E2233"/>
+                <w:sz w:val="19"/>
+                <w:szCs w:val="19"/>
+              </w:rPr>
+              <w:t xml:space="preserve">295 €</w:t>
+            </w:r>
+          </w:p>
+        </w:tc>
+        <w:tc>
+          <w:tcPr>
+            <w:tcW w:type="dxa" w:w="1900"/>
+            <w:tcBorders>
+              <w:top w:val="single" w:color="E4E6F0" w:sz="4"/>
+              <w:left w:val="single" w:color="E4E6F0" w:sz="4"/>
+              <w:bottom w:val="single" w:color="E4E6F0" w:sz="4"/>
+              <w:right w:val="single" w:color="E4E6F0" w:sz="4"/>
+            </w:tcBorders>
+            <w:shd w:fill="F6F7FB" w:val="clear"/>
+            <w:tcMar>
+              <w:top w:type="dxa" w:w="80"/>
+              <w:left w:type="dxa" w:w="120"/>
+              <w:bottom w:type="dxa" w:w="80"/>
+              <w:right w:type="dxa" w:w="120"/>
+            </w:tcMar>
+            <w:vAlign w:val="center"/>
+          </w:tcPr>
+          <w:p>
+            <w:pPr>
+              <w:spacing w:after="0" w:line="260"/>
+              <w:jc w:val="right"/>
+            </w:pPr>
+            <w:r>
+              <w:rPr>
+                <w:rFonts w:ascii="Arial" w:cs="Arial" w:eastAsia="Arial" w:hAnsi="Arial"/>
+                <w:b w:val="false"/>
+                <w:bCs w:val="false"/>
+                <w:color w:val="1E2233"/>
+                <w:sz w:val="19"/>
+                <w:szCs w:val="19"/>
+              </w:rPr>
+              <w:t xml:space="preserve">495 €</w:t>
+            </w:r>
+          </w:p>
+        </w:tc>
+        <w:tc>
+          <w:tcPr>
+            <w:tcW w:type="dxa" w:w="1900"/>
+            <w:tcBorders>
+              <w:top w:val="single" w:color="E4E6F0" w:sz="4"/>
+              <w:left w:val="single" w:color="E4E6F0" w:sz="4"/>
+              <w:bottom w:val="single" w:color="E4E6F0" w:sz="4"/>
+              <w:right w:val="single" w:color="E4E6F0" w:sz="4"/>
+            </w:tcBorders>
+            <w:shd w:fill="F6F7FB" w:val="clear"/>
+            <w:tcMar>
+              <w:top w:type="dxa" w:w="80"/>
+              <w:left w:type="dxa" w:w="120"/>
+              <w:bottom w:type="dxa" w:w="80"/>
+              <w:right w:type="dxa" w:w="120"/>
+            </w:tcMar>
+            <w:vAlign w:val="center"/>
+          </w:tcPr>
+          <w:p>
+            <w:pPr>
+              <w:spacing w:after="0" w:line="260"/>
+              <w:jc w:val="right"/>
+            </w:pPr>
+            <w:r>
+              <w:rPr>
+                <w:rFonts w:ascii="Arial" w:cs="Arial" w:eastAsia="Arial" w:hAnsi="Arial"/>
+                <w:b w:val="false"/>
+                <w:bCs w:val="false"/>
+                <w:color w:val="1E2233"/>
+                <w:sz w:val="19"/>
+                <w:szCs w:val="19"/>
+              </w:rPr>
+              <w:t xml:space="preserve">865 €</w:t>
+            </w:r>
+          </w:p>
+        </w:tc>
+      </w:tr>
+      <w:tr>
+        <w:trPr>
+          <w:cantSplit/>
+        </w:trPr>
+        <w:tc>
+          <w:tcPr>
+            <w:tcW w:type="dxa" w:w="3660"/>
+            <w:tcBorders>
+              <w:top w:val="single" w:color="E4E6F0" w:sz="4"/>
+              <w:left w:val="single" w:color="E4E6F0" w:sz="4"/>
+              <w:bottom w:val="single" w:color="E4E6F0" w:sz="4"/>
+              <w:right w:val="single" w:color="E4E6F0" w:sz="4"/>
+            </w:tcBorders>
+            <w:shd w:fill="FCE7F3" w:val="clear"/>
+            <w:tcMar>
+              <w:top w:type="dxa" w:w="80"/>
+              <w:left w:type="dxa" w:w="120"/>
+              <w:bottom w:type="dxa" w:w="80"/>
+              <w:right w:type="dxa" w:w="120"/>
+            </w:tcMar>
+            <w:vAlign w:val="center"/>
+          </w:tcPr>
+          <w:p>
+            <w:pPr>
+              <w:spacing w:after="0" w:line="260"/>
+              <w:jc w:val="left"/>
+            </w:pPr>
+            <w:r>
+              <w:rPr>
+                <w:rFonts w:ascii="Arial" w:cs="Arial" w:eastAsia="Arial" w:hAnsi="Arial"/>
+                <w:b/>
+                <w:bCs/>
+                <w:color w:val="1E2233"/>
+                <w:sz w:val="19"/>
+                <w:szCs w:val="19"/>
+              </w:rPr>
+              <w:t xml:space="preserve">Gain de marge par garage et par mois</w:t>
+            </w:r>
+          </w:p>
+        </w:tc>
+        <w:tc>
+          <w:tcPr>
+            <w:tcW w:type="dxa" w:w="1900"/>
+            <w:tcBorders>
+              <w:top w:val="single" w:color="E4E6F0" w:sz="4"/>
+              <w:left w:val="single" w:color="E4E6F0" w:sz="4"/>
+              <w:bottom w:val="single" w:color="E4E6F0" w:sz="4"/>
+              <w:right w:val="single" w:color="E4E6F0" w:sz="4"/>
+            </w:tcBorders>
+            <w:shd w:fill="FCE7F3" w:val="clear"/>
+            <w:tcMar>
+              <w:top w:type="dxa" w:w="80"/>
+              <w:left w:type="dxa" w:w="120"/>
+              <w:bottom w:type="dxa" w:w="80"/>
+              <w:right w:type="dxa" w:w="120"/>
+            </w:tcMar>
+            <w:vAlign w:val="center"/>
+          </w:tcPr>
+          <w:p>
+            <w:pPr>
+              <w:spacing w:after="0" w:line="260"/>
+              <w:jc w:val="right"/>
+            </w:pPr>
+            <w:r>
+              <w:rPr>
+                <w:rFonts w:ascii="Arial" w:cs="Arial" w:eastAsia="Arial" w:hAnsi="Arial"/>
+                <w:b w:val="false"/>
+                <w:bCs w:val="false"/>
+                <w:color w:val="1E2233"/>
+                <w:sz w:val="19"/>
+                <w:szCs w:val="19"/>
+              </w:rPr>
+              <w:t xml:space="preserve">+ 97 €</w:t>
+            </w:r>
+          </w:p>
+        </w:tc>
+        <w:tc>
+          <w:tcPr>
+            <w:tcW w:type="dxa" w:w="1900"/>
+            <w:tcBorders>
+              <w:top w:val="single" w:color="E4E6F0" w:sz="4"/>
+              <w:left w:val="single" w:color="E4E6F0" w:sz="4"/>
+              <w:bottom w:val="single" w:color="E4E6F0" w:sz="4"/>
+              <w:right w:val="single" w:color="E4E6F0" w:sz="4"/>
+            </w:tcBorders>
+            <w:shd w:fill="FCE7F3" w:val="clear"/>
+            <w:tcMar>
+              <w:top w:type="dxa" w:w="80"/>
+              <w:left w:type="dxa" w:w="120"/>
+              <w:bottom w:type="dxa" w:w="80"/>
+              <w:right w:type="dxa" w:w="120"/>
+            </w:tcMar>
+            <w:vAlign w:val="center"/>
+          </w:tcPr>
+          <w:p>
+            <w:pPr>
+              <w:spacing w:after="0" w:line="260"/>
+              <w:jc w:val="right"/>
+            </w:pPr>
+            <w:r>
+              <w:rPr>
+                <w:rFonts w:ascii="Arial" w:cs="Arial" w:eastAsia="Arial" w:hAnsi="Arial"/>
+                <w:b w:val="false"/>
+                <w:bCs w:val="false"/>
+                <w:color w:val="1E2233"/>
+                <w:sz w:val="19"/>
+                <w:szCs w:val="19"/>
+              </w:rPr>
+              <w:t xml:space="preserve">+ 168 €</w:t>
+            </w:r>
+          </w:p>
+        </w:tc>
+        <w:tc>
+          <w:tcPr>
+            <w:tcW w:type="dxa" w:w="1900"/>
+            <w:tcBorders>
+              <w:top w:val="single" w:color="E4E6F0" w:sz="4"/>
+              <w:left w:val="single" w:color="E4E6F0" w:sz="4"/>
+              <w:bottom w:val="single" w:color="E4E6F0" w:sz="4"/>
+              <w:right w:val="single" w:color="E4E6F0" w:sz="4"/>
+            </w:tcBorders>
+            <w:shd w:fill="FCE7F3" w:val="clear"/>
+            <w:tcMar>
+              <w:top w:type="dxa" w:w="80"/>
+              <w:left w:type="dxa" w:w="120"/>
+              <w:bottom w:type="dxa" w:w="80"/>
+              <w:right w:type="dxa" w:w="120"/>
+            </w:tcMar>
+            <w:vAlign w:val="center"/>
+          </w:tcPr>
+          <w:p>
+            <w:pPr>
+              <w:spacing w:after="0" w:line="260"/>
+              <w:jc w:val="right"/>
+            </w:pPr>
+            <w:r>
+              <w:rPr>
+                <w:rFonts w:ascii="Arial" w:cs="Arial" w:eastAsia="Arial" w:hAnsi="Arial"/>
+                <w:b w:val="false"/>
+                <w:bCs w:val="false"/>
+                <w:color w:val="1E2233"/>
+                <w:sz w:val="19"/>
+                <w:szCs w:val="19"/>
+              </w:rPr>
+              <w:t xml:space="preserve">+ 289 €</w:t>
+            </w:r>
+          </w:p>
+        </w:tc>
+      </w:tr>
+    </w:tbl>
+    <w:p>
+      <w:pPr>
+        <w:spacing w:after="120" w:before="120" w:line="300"/>
+      </w:pPr>
+      <w:r>
+        <w:rPr>
+          <w:rFonts w:ascii="Arial" w:cs="Arial" w:eastAsia="Arial" w:hAnsi="Arial"/>
+          <w:b/>
+          <w:bCs/>
+          <w:color w:val="1E2233"/>
+          <w:sz w:val="20"/>
+          <w:szCs w:val="20"/>
+        </w:rPr>
+        <w:t xml:space="preserve">Point de vigilance. </w:t>
+      </w:r>
+      <w:r>
+        <w:rPr>
+          <w:rFonts w:ascii="Arial" w:cs="Arial" w:eastAsia="Arial" w:hAnsi="Arial"/>
+          <w:color w:val="1E2233"/>
+          <w:sz w:val="20"/>
+          <w:szCs w:val="20"/>
+        </w:rPr>
+        <w:t xml:space="preserve">17 € / h est un taux de démarrage, sous le bas de fourchette d'une indépendante (20–35 € / h) : il se justifie parce que la secrétaire n'a ni prospection, ni facturation aux garages, ni outil à payer, et que le paiement est garanti chaque mois. Il est annoncé comme négociable : prévoyez 19–20 € / h à l'expérience ou pour une secrétaire déjà formée aux sinistres, sinon vous ne garderez pas les bonnes. Chaque secrétaire a son taux propre dans l'espace éditeur ; le simulateur utilise le taux par défaut.</w:t>
       </w:r>
     </w:p>
     <w:sectPr>

--- a/docs/pack-commercial/commerciaux/FICHE-RENTABILITE_par-offre.docx
+++ b/docs/pack-commercial/commerciaux/FICHE-RENTABILITE_par-offre.docx
@@ -5333,7 +5333,7 @@
                 <w:sz w:val="18"/>
                 <w:szCs w:val="18"/>
               </w:rPr>
-              <w:t xml:space="preserve">STARTER (10 h)</w:t>
+              <w:t>STARTER (10 h / mois)</w:t>
             </w:r>
           </w:p>
         </w:tc>
@@ -5369,7 +5369,7 @@
                 <w:sz w:val="18"/>
                 <w:szCs w:val="18"/>
               </w:rPr>
-              <w:t xml:space="preserve">CONFORT (20 h)</w:t>
+              <w:t>CONFORT (20 h / mois)</w:t>
             </w:r>
           </w:p>
         </w:tc>
@@ -5405,7 +5405,7 @@
                 <w:sz w:val="18"/>
                 <w:szCs w:val="18"/>
               </w:rPr>
-              <w:t xml:space="preserve">SÉRÉNITÉ (40 h)</w:t>
+              <w:t>SÉRÉNITÉ (40 h / mois)</w:t>
             </w:r>
           </w:p>
         </w:tc>

--- a/docs/pack-commercial/commerciaux/FICHE-RENTABILITE_par-offre.docx
+++ b/docs/pack-commercial/commerciaux/FICHE-RENTABILITE_par-offre.docx
@@ -47,7 +47,7 @@
           <w:sz w:val="20"/>
           <w:szCs w:val="20"/>
         </w:rPr>
-        <w:t xml:space="preserve">Revenu net mensuel par formule, coût réel du commercial et marge — sur la première année (avec commission) puis en régime de croisière. Hypothèses : secrétaire payée 17 € HT par heure de forfait (taux de départ, négociable), coût technique 25 € / garage / mois, 60 % des garages engagés 12 mois. Grille commerciale v1.2 : une prime unique par garage, plus de prime de fidélité. Toutes ces hypothèses sont modifiables dans SIMULATEUR-COMMISSIONS.xlsx.</w:t>
+        <w:t>Revenu net mensuel par formule, coût réel du commercial et marge — sur la première année (avec commission) puis en régime de croisière. Hypothèses : secrétaire payée 17 € HT par heure de forfait (taux de départ, négociable), coût technique 25 € / garage / mois, 60 % des garages engagés 12 mois. Grille commerciale v1.3 (27/08/2026) : une prime unique par garage, versée dès la 1re mensualité avec engagement 12 mois (3e mensualité sinon), reprise si le garage arrête avant 3 mensualités ; montants identiques à la v1.2. Toutes ces hypothèses sont modifiables dans SIMULATEUR-COMMISSIONS.xlsx.</w:t>
       </w:r>
     </w:p>
     <w:p>
@@ -1769,7 +1769,7 @@
           <w:sz w:val="17"/>
           <w:szCs w:val="17"/>
         </w:rPr>
-        <w:t xml:space="preserve">Commission « lissée » = (prime + 60 % du bonus engagement) ÷ 12. En trésorerie, elle sort en une seule fois, vers le 2e mois.</w:t>
+        <w:t>Commission « lissée » = (prime + 60 % du bonus engagement) ÷ 12. En trésorerie, elle sort en une seule fois : dès la 1re mensualité encaissée si le garage est engagé, à la 3e sinon (v1.3). Non compris : le bonus de volume trimestriel (5 ventes hors ESSENTIEL → 255 €, 10 → 680 €), soit au plus ≈ 51 à 68 € par garage supplémentaire à ce rythme.</w:t>
       </w:r>
     </w:p>
     <w:p>
@@ -3154,7 +3154,7 @@
                 <w:sz w:val="20"/>
                 <w:szCs w:val="20"/>
               </w:rPr>
-              <w:t xml:space="preserve">Lecture. </w:t>
+              <w:t>Lecture. Un garage CONFORT vous laisse 495 € de marge par mois (secrétaire à 17 €/h). Avec la grille v1.3, le commercial en prend l'équivalent de 1,6 mois la première année (781 € en espérance), puis plus rien : sur 24 mois, ce garage vous rapporte 11 099 € de marge, dont 7 % sont partis en commission. La reprise de la prime avant 3 mensualités (v1.3) protège ce calcul contre les ventes qui ne tiennent pas.</w:t>
             </w:r>
             <w:r>
               <w:rPr>
@@ -3163,7 +3163,6 @@
                 <w:sz w:val="20"/>
                 <w:szCs w:val="20"/>
               </w:rPr>
-              <w:t xml:space="preserve">Un garage CONFORT vous laisse 495 € de marge par mois (secrétaire à 17 €/h). Avec la grille v1.2, le commercial en prend l'équivalent de 1,6 mois la première année (781 € en espérance), puis plus rien : sur 24 mois, ce garage vous rapporte 11 099 € de marge, dont 7 % sont partis en commission.</w:t>
             </w:r>
           </w:p>
         </w:tc>
@@ -4068,7 +4067,7 @@
           <w:sz w:val="26"/>
           <w:szCs w:val="26"/>
         </w:rPr>
-        <w:t xml:space="preserve">4. Grille v1.2 contre les grilles précédentes</w:t>
+        <w:t>4. Grille v1.3 (montants de la v1.2) contre les grilles précédentes</w:t>
       </w:r>
     </w:p>
     <w:tbl>
@@ -4235,7 +4234,7 @@
                 <w:sz w:val="18"/>
                 <w:szCs w:val="18"/>
               </w:rPr>
-              <w:t xml:space="preserve">Coût espéré v1.2</w:t>
+              <w:t>Coût espéré v1.2 / v1.3</w:t>
             </w:r>
           </w:p>
         </w:tc>
@@ -4307,7 +4306,7 @@
                 <w:sz w:val="18"/>
                 <w:szCs w:val="18"/>
               </w:rPr>
-              <w:t xml:space="preserve">Marge nette / mois v1.2</w:t>
+              <w:t>Marge nette / mois v1.2 / v1.3</w:t>
             </w:r>
           </w:p>
         </w:tc>
@@ -5210,7 +5209,7 @@
           <w:sz w:val="20"/>
           <w:szCs w:val="20"/>
         </w:rPr>
-        <w:t xml:space="preserve">Ce que change la v1.2. </w:t>
+        <w:t>Ce que changent la v1.2 puis la v1.3. La v1.2 a supprimé la prime de fidélité à 6 mois : la grille tient en une phrase (une prime par garage signé), donc plus de contestation possible sur « et ma prime de fidélité ? ». Sur un garage CONFORT, votre marge nette de première année passe de 404 à 430 €/mois (secrétaire à 17 €/h) ; sur 10 garages, l'économie est d'environ 3 200 € la première année par rapport à la v1.1. La v1.3 ne change pas les montants : elle avance la prime à la 1re mensualité quand le garage s'engage 12 mois (le commercial pousse l'engagement, qui sécurise votre chiffre d'affaires), la diffère à la 3e mensualité sinon, et la reprend si le garage arrête avant 3 mensualités — ce qui couvre le risque de la prime immédiate. Le commercial n'a pas d'intérêt financier à la durée au-delà : la fidélisation est le rôle de la secrétaire et du suivi IDEAFORMA.</w:t>
       </w:r>
       <w:r>
         <w:rPr>
@@ -5219,7 +5218,6 @@
           <w:sz w:val="20"/>
           <w:szCs w:val="20"/>
         </w:rPr>
-        <w:t xml:space="preserve">La prime de fidélité à 6 mois disparaît : la grille tient en une phrase (une prime par garage signé, acquise à la 2e mensualité), donc plus de contestation possible sur « et ma prime de fidélité ? ». Sur un garage CONFORT, votre marge nette de première année passe de 404 à 430 €/mois (secrétaire à 17 €/h) ; sur 10 garages, l'économie est d'environ 3 200 € la première année par rapport à la v1.1. En contrepartie, le commercial n'a plus d'intérêt financier direct à ce que le garage reste : c'est le rôle de la secrétaire et du suivi IDEAFORMA, pas le sien.</w:t>
       </w:r>
     </w:p>
     <w:p>
